--- a/3/ПИСЬ/Итоговый_отчет_АлбахтинИВ.docx
+++ b/3/ПИСЬ/Итоговый_отчет_АлбахтинИВ.docx
@@ -5,56 +5,98 @@
     <w:p>
       <w:pPr>
         <w:pStyle w:val="GostStructure"/>
+        <w:jc w:val="center"/>
       </w:pPr>
       <w:r>
+        <w:rPr>
+          <w:rFonts w:ascii="Times New Roman" w:hAnsi="Times New Roman" w:eastAsia="Times New Roman"/>
+          <w:b/>
+          <w:sz w:val="28"/>
+        </w:rPr>
         <w:t>МИНОБРНАУКИ РОССИИ</w:t>
       </w:r>
     </w:p>
     <w:p>
       <w:pPr>
         <w:pStyle w:val="GostStructure"/>
+        <w:jc w:val="center"/>
       </w:pPr>
       <w:r>
+        <w:rPr>
+          <w:rFonts w:ascii="Times New Roman" w:hAnsi="Times New Roman" w:eastAsia="Times New Roman"/>
+          <w:b/>
+          <w:sz w:val="28"/>
+        </w:rPr>
         <w:t>Федеральное государственное бюджетное образовательное учреждение</w:t>
       </w:r>
     </w:p>
     <w:p>
       <w:pPr>
         <w:pStyle w:val="GostStructure"/>
+        <w:jc w:val="center"/>
       </w:pPr>
       <w:r>
+        <w:rPr>
+          <w:rFonts w:ascii="Times New Roman" w:hAnsi="Times New Roman" w:eastAsia="Times New Roman"/>
+          <w:b/>
+          <w:sz w:val="28"/>
+        </w:rPr>
         <w:t>высшего образования</w:t>
       </w:r>
     </w:p>
     <w:p>
       <w:pPr>
         <w:pStyle w:val="GostStructure"/>
+        <w:jc w:val="center"/>
       </w:pPr>
       <w:r>
+        <w:rPr>
+          <w:rFonts w:ascii="Times New Roman" w:hAnsi="Times New Roman" w:eastAsia="Times New Roman"/>
+          <w:b/>
+          <w:sz w:val="28"/>
+        </w:rPr>
         <w:t>«МИРЭА - Российский технологический университет»</w:t>
       </w:r>
     </w:p>
     <w:p>
       <w:pPr>
         <w:pStyle w:val="GostStructure"/>
+        <w:jc w:val="center"/>
       </w:pPr>
       <w:r>
+        <w:rPr>
+          <w:rFonts w:ascii="Times New Roman" w:hAnsi="Times New Roman" w:eastAsia="Times New Roman"/>
+          <w:b/>
+          <w:sz w:val="28"/>
+        </w:rPr>
         <w:t>РТУ МИРЭА</w:t>
       </w:r>
     </w:p>
     <w:p>
       <w:pPr>
         <w:pStyle w:val="GostStructure"/>
+        <w:jc w:val="center"/>
       </w:pPr>
       <w:r>
+        <w:rPr>
+          <w:rFonts w:ascii="Times New Roman" w:hAnsi="Times New Roman" w:eastAsia="Times New Roman"/>
+          <w:b/>
+          <w:sz w:val="28"/>
+        </w:rPr>
         <w:t>Институт информационных технологий (ИТ)</w:t>
       </w:r>
     </w:p>
     <w:p>
       <w:pPr>
         <w:pStyle w:val="GostStructure"/>
+        <w:jc w:val="center"/>
       </w:pPr>
       <w:r>
+        <w:rPr>
+          <w:rFonts w:ascii="Times New Roman" w:hAnsi="Times New Roman" w:eastAsia="Times New Roman"/>
+          <w:b/>
+          <w:sz w:val="28"/>
+        </w:rPr>
         <w:t>Кафедра инструментального и прикладного программного обеспечения (ИиППО)</w:t>
       </w:r>
     </w:p>
@@ -62,10 +104,13 @@
     <w:p>
       <w:pPr>
         <w:pStyle w:val="GostStructure"/>
+        <w:jc w:val="center"/>
       </w:pPr>
       <w:r>
         <w:rPr>
+          <w:rFonts w:ascii="Times New Roman" w:hAnsi="Times New Roman" w:eastAsia="Times New Roman"/>
           <w:b/>
+          <w:sz w:val="28"/>
         </w:rPr>
         <w:t>ОТЧЕТ ПО ПРАКТИЧЕСКИМ РАБОТАМ</w:t>
       </w:r>
@@ -73,34 +118,56 @@
     <w:p>
       <w:pPr>
         <w:pStyle w:val="GostStructure"/>
+        <w:jc w:val="center"/>
       </w:pPr>
       <w:r>
+        <w:rPr>
+          <w:rFonts w:ascii="Times New Roman" w:hAnsi="Times New Roman" w:eastAsia="Times New Roman"/>
+          <w:b/>
+          <w:sz w:val="28"/>
+        </w:rPr>
         <w:t>по дисциплине «Проектирование информационных систем»</w:t>
       </w:r>
     </w:p>
     <w:p>
       <w:pPr>
         <w:pStyle w:val="GostStructure"/>
+        <w:jc w:val="center"/>
       </w:pPr>
       <w:r>
+        <w:rPr>
+          <w:rFonts w:ascii="Times New Roman" w:hAnsi="Times New Roman" w:eastAsia="Times New Roman"/>
+          <w:b/>
+          <w:sz w:val="28"/>
+        </w:rPr>
         <w:t>на тему</w:t>
       </w:r>
     </w:p>
     <w:p>
       <w:pPr>
         <w:pStyle w:val="GostStructure"/>
+        <w:jc w:val="center"/>
       </w:pPr>
       <w:r>
+        <w:rPr>
+          <w:rFonts w:ascii="Times New Roman" w:hAnsi="Times New Roman" w:eastAsia="Times New Roman"/>
+          <w:b/>
+          <w:sz w:val="28"/>
+        </w:rPr>
         <w:t>Информационная система «Конфигуратор облачных сервисов»</w:t>
       </w:r>
     </w:p>
-    <w:p/>
     <w:p/>
     <w:p>
       <w:pPr>
         <w:jc w:val="right"/>
       </w:pPr>
       <w:r>
+        <w:rPr>
+          <w:rFonts w:ascii="Times New Roman" w:hAnsi="Times New Roman" w:eastAsia="Times New Roman"/>
+          <w:b w:val="0"/>
+          <w:sz w:val="28"/>
+        </w:rPr>
         <w:t>Выполнил студент группы ИНБО-12-23</w:t>
       </w:r>
     </w:p>
@@ -109,6 +176,11 @@
         <w:jc w:val="right"/>
       </w:pPr>
       <w:r>
+        <w:rPr>
+          <w:rFonts w:ascii="Times New Roman" w:hAnsi="Times New Roman" w:eastAsia="Times New Roman"/>
+          <w:b w:val="0"/>
+          <w:sz w:val="28"/>
+        </w:rPr>
         <w:t>Албахтин И.В.</w:t>
       </w:r>
     </w:p>
@@ -117,6 +189,11 @@
         <w:jc w:val="right"/>
       </w:pPr>
       <w:r>
+        <w:rPr>
+          <w:rFonts w:ascii="Times New Roman" w:hAnsi="Times New Roman" w:eastAsia="Times New Roman"/>
+          <w:b w:val="0"/>
+          <w:sz w:val="28"/>
+        </w:rPr>
         <w:t>Принял</w:t>
       </w:r>
     </w:p>
@@ -125,16 +202,26 @@
         <w:jc w:val="right"/>
       </w:pPr>
       <w:r>
+        <w:rPr>
+          <w:rFonts w:ascii="Times New Roman" w:hAnsi="Times New Roman" w:eastAsia="Times New Roman"/>
+          <w:b w:val="0"/>
+          <w:sz w:val="28"/>
+        </w:rPr>
         <w:t>Рачков А.В.</w:t>
       </w:r>
     </w:p>
     <w:p/>
-    <w:p/>
     <w:p>
       <w:pPr>
         <w:pStyle w:val="GostStructure"/>
+        <w:jc w:val="center"/>
       </w:pPr>
       <w:r>
+        <w:rPr>
+          <w:rFonts w:ascii="Times New Roman" w:hAnsi="Times New Roman" w:eastAsia="Times New Roman"/>
+          <w:b/>
+          <w:sz w:val="28"/>
+        </w:rPr>
         <w:t>Москва 2026</w:t>
       </w:r>
     </w:p>
@@ -146,10 +233,13 @@
     <w:p>
       <w:pPr>
         <w:pStyle w:val="GostStructure"/>
+        <w:jc w:val="center"/>
       </w:pPr>
       <w:r>
         <w:rPr>
+          <w:rFonts w:ascii="Times New Roman" w:hAnsi="Times New Roman" w:eastAsia="Times New Roman"/>
           <w:b/>
+          <w:sz w:val="28"/>
         </w:rPr>
         <w:t>РЕФЕРАТ</w:t>
       </w:r>
@@ -157,24 +247,43 @@
     <w:p>
       <w:pPr>
         <w:pStyle w:val="GostBody"/>
+        <w:spacing w:line="360" w:lineRule="auto"/>
+        <w:ind w:firstLine="709"/>
+        <w:jc w:val="both"/>
       </w:pPr>
       <w:r>
-        <w:t>Отчет содержит 12 страниц, 3 таблицы, 3 использованных источника. Ключевые слова: ИНФОРМАЦИОННАЯ СИСТЕМА, ОБЛАЧНЫЕ СЕРВИСЫ, КОНФИГУРАТОР, ФУНКЦИОНАЛЬНЫЕ ТРЕБОВАНИЯ, МОДЕЛИРОВАНИЕ, UML, DFD, ЭНТРОПИЯ.</w:t>
+        <w:rPr>
+          <w:rFonts w:ascii="Times New Roman" w:hAnsi="Times New Roman" w:eastAsia="Times New Roman"/>
+          <w:sz w:val="28"/>
+        </w:rPr>
+        <w:t>Отчет содержит 26 страниц, 10 рисунков, 3 таблицы, 3 использованных источника. Ключевые слова: ИНФОРМАЦИОННАЯ СИСТЕМА, ОБЛАЧНЫЕ СЕРВИСЫ, КОНФИГУРАТОР, ФУНКЦИОНАЛЬНЫЕ ТРЕБОВАНИЯ, МОДЕЛИРОВАНИЕ, UML, DFD, ЭНТРОПИЯ.</w:t>
       </w:r>
     </w:p>
     <w:p>
       <w:pPr>
         <w:pStyle w:val="GostBody"/>
+        <w:jc w:val="both"/>
       </w:pPr>
       <w:r>
+        <w:rPr>
+          <w:rFonts w:ascii="Times New Roman" w:hAnsi="Times New Roman" w:eastAsia="Times New Roman"/>
+          <w:b w:val="0"/>
+          <w:sz w:val="28"/>
+        </w:rPr>
         <w:t>Объектом разработки является информационная система «Конфигуратор облачных сервисов», предназначенная для подбора и сравнения облачных ресурсов по параметрам пользователя. Цель работы - обобщить результаты практических работ по проектированию системы, включая анализ предметной области, формирование требований, моделирование процессов, описание состояний и расчет информационной характеристики элементарной семантической единицы.</w:t>
       </w:r>
     </w:p>
     <w:p>
       <w:pPr>
         <w:pStyle w:val="GostBody"/>
+        <w:jc w:val="both"/>
       </w:pPr>
       <w:r>
+        <w:rPr>
+          <w:rFonts w:ascii="Times New Roman" w:hAnsi="Times New Roman" w:eastAsia="Times New Roman"/>
+          <w:b w:val="0"/>
+          <w:sz w:val="28"/>
+        </w:rPr>
         <w:t>В ходе работы применялись методы структурного и объектно-ориентированного моделирования, декомпозиции функций, табличного описания требований и расчета энтропии. Получены согласованные проектные материалы, которые могут быть использованы как основа для последующего технического проектирования и реализации прототипа информационной системы.</w:t>
       </w:r>
     </w:p>
@@ -186,10 +295,13 @@
     <w:p>
       <w:pPr>
         <w:pStyle w:val="GostStructure"/>
+        <w:jc w:val="center"/>
       </w:pPr>
       <w:r>
         <w:rPr>
+          <w:rFonts w:ascii="Times New Roman" w:hAnsi="Times New Roman" w:eastAsia="Times New Roman"/>
           <w:b/>
+          <w:sz w:val="28"/>
         </w:rPr>
         <w:t>СОДЕРЖАНИЕ</w:t>
       </w:r>
@@ -200,11 +312,23 @@
         <w:tabs>
           <w:tab w:pos="8504" w:val="right" w:leader="dot"/>
         </w:tabs>
+        <w:spacing w:line="240" w:lineRule="auto" w:before="0" w:after="0"/>
+        <w:ind w:firstLine="0"/>
+        <w:jc w:val="left"/>
       </w:pPr>
+      <w:r/>
       <w:r>
-        <w:t>ВВЕДЕНИЕ</w:t>
+        <w:rPr>
+          <w:rFonts w:ascii="Times New Roman" w:hAnsi="Times New Roman" w:eastAsia="Times New Roman"/>
+          <w:sz w:val="28"/>
+        </w:rPr>
+        <w:t>ПЕРЕЧЕНЬ СОКРАЩЕНИЙ И ОБОЗНАЧЕНИЙ</w:t>
       </w:r>
       <w:r>
+        <w:rPr>
+          <w:rFonts w:ascii="Times New Roman" w:hAnsi="Times New Roman" w:eastAsia="Times New Roman"/>
+          <w:sz w:val="28"/>
+        </w:rPr>
         <w:tab/>
         <w:t>4</w:t>
       </w:r>
@@ -215,11 +339,23 @@
         <w:tabs>
           <w:tab w:pos="8504" w:val="right" w:leader="dot"/>
         </w:tabs>
+        <w:spacing w:line="240" w:lineRule="auto" w:before="0" w:after="0"/>
+        <w:ind w:firstLine="0"/>
+        <w:jc w:val="left"/>
       </w:pPr>
+      <w:r/>
       <w:r>
-        <w:t>1 АНАЛИЗ ПРЕДМЕТНОЙ ОБЛАСТИ И НАЗНАЧЕНИЕ СИСТЕМЫ</w:t>
+        <w:rPr>
+          <w:rFonts w:ascii="Times New Roman" w:hAnsi="Times New Roman" w:eastAsia="Times New Roman"/>
+          <w:sz w:val="28"/>
+        </w:rPr>
+        <w:t>ВВЕДЕНИЕ</w:t>
       </w:r>
       <w:r>
+        <w:rPr>
+          <w:rFonts w:ascii="Times New Roman" w:hAnsi="Times New Roman" w:eastAsia="Times New Roman"/>
+          <w:sz w:val="28"/>
+        </w:rPr>
         <w:tab/>
         <w:t>5</w:t>
       </w:r>
@@ -230,11 +366,23 @@
         <w:tabs>
           <w:tab w:pos="8504" w:val="right" w:leader="dot"/>
         </w:tabs>
+        <w:spacing w:line="240" w:lineRule="auto" w:before="0" w:after="0"/>
+        <w:ind w:firstLine="0"/>
+        <w:jc w:val="left"/>
       </w:pPr>
+      <w:r/>
       <w:r>
-        <w:t>2 ТРЕБОВАНИЯ К ИНФОРМАЦИОННОЙ СИСТЕМЕ</w:t>
+        <w:rPr>
+          <w:rFonts w:ascii="Times New Roman" w:hAnsi="Times New Roman" w:eastAsia="Times New Roman"/>
+          <w:sz w:val="28"/>
+        </w:rPr>
+        <w:t>1 АНАЛИЗ ПРЕДМЕТНОЙ ОБЛАСТИ И НАЗНАЧЕНИЕ СИСТЕМЫ</w:t>
       </w:r>
       <w:r>
+        <w:rPr>
+          <w:rFonts w:ascii="Times New Roman" w:hAnsi="Times New Roman" w:eastAsia="Times New Roman"/>
+          <w:sz w:val="28"/>
+        </w:rPr>
         <w:tab/>
         <w:t>6</w:t>
       </w:r>
@@ -245,26 +393,23 @@
         <w:tabs>
           <w:tab w:pos="8504" w:val="right" w:leader="dot"/>
         </w:tabs>
+        <w:spacing w:line="240" w:lineRule="auto" w:before="0" w:after="0"/>
+        <w:ind w:firstLine="0"/>
+        <w:jc w:val="left"/>
       </w:pPr>
+      <w:r/>
       <w:r>
-        <w:t>3 МОДЕЛИРОВАНИЕ ПРОЦЕССОВ И ПОВЕДЕНИЯ СИСТЕМЫ</w:t>
+        <w:rPr>
+          <w:rFonts w:ascii="Times New Roman" w:hAnsi="Times New Roman" w:eastAsia="Times New Roman"/>
+          <w:sz w:val="28"/>
+        </w:rPr>
+        <w:t>2 ТРЕБОВАНИЯ К ИНФОРМАЦИОННОЙ СИСТЕМЕ</w:t>
       </w:r>
       <w:r>
-        <w:tab/>
-        <w:t>8</w:t>
-      </w:r>
-    </w:p>
-    <w:p>
-      <w:pPr>
-        <w:pStyle w:val="GostToc"/>
-        <w:tabs>
-          <w:tab w:pos="8504" w:val="right" w:leader="dot"/>
-        </w:tabs>
-      </w:pPr>
-      <w:r>
-        <w:t>4 РАСЧЕТ ИНФОРМАЦИОННОЙ ХАРАКТЕРИСТИКИ ДАННЫХ</w:t>
-      </w:r>
-      <w:r>
+        <w:rPr>
+          <w:rFonts w:ascii="Times New Roman" w:hAnsi="Times New Roman" w:eastAsia="Times New Roman"/>
+          <w:sz w:val="28"/>
+        </w:rPr>
         <w:tab/>
         <w:t>10</w:t>
       </w:r>
@@ -275,13 +420,25 @@
         <w:tabs>
           <w:tab w:pos="8504" w:val="right" w:leader="dot"/>
         </w:tabs>
+        <w:spacing w:line="240" w:lineRule="auto" w:before="0" w:after="0"/>
+        <w:ind w:firstLine="0"/>
+        <w:jc w:val="left"/>
       </w:pPr>
+      <w:r/>
       <w:r>
-        <w:t>ЗАКЛЮЧЕНИЕ</w:t>
+        <w:rPr>
+          <w:rFonts w:ascii="Times New Roman" w:hAnsi="Times New Roman" w:eastAsia="Times New Roman"/>
+          <w:sz w:val="28"/>
+        </w:rPr>
+        <w:t>3 МОДЕЛИРОВАНИЕ ПРОЦЕССОВ И ПОВЕДЕНИЯ СИСТЕМЫ</w:t>
       </w:r>
       <w:r>
+        <w:rPr>
+          <w:rFonts w:ascii="Times New Roman" w:hAnsi="Times New Roman" w:eastAsia="Times New Roman"/>
+          <w:sz w:val="28"/>
+        </w:rPr>
         <w:tab/>
-        <w:t>11</w:t>
+        <w:t>13</w:t>
       </w:r>
     </w:p>
     <w:p>
@@ -290,13 +447,79 @@
         <w:tabs>
           <w:tab w:pos="8504" w:val="right" w:leader="dot"/>
         </w:tabs>
+        <w:spacing w:line="240" w:lineRule="auto" w:before="0" w:after="0"/>
+        <w:ind w:firstLine="0"/>
+        <w:jc w:val="left"/>
       </w:pPr>
+      <w:r/>
       <w:r>
+        <w:rPr>
+          <w:rFonts w:ascii="Times New Roman" w:hAnsi="Times New Roman" w:eastAsia="Times New Roman"/>
+          <w:sz w:val="28"/>
+        </w:rPr>
+        <w:t>4 РАСЧЕТ ИНФОРМАЦИОННОЙ ХАРАКТЕРИСТИКИ ДАННЫХ</w:t>
+      </w:r>
+      <w:r>
+        <w:rPr>
+          <w:rFonts w:ascii="Times New Roman" w:hAnsi="Times New Roman" w:eastAsia="Times New Roman"/>
+          <w:sz w:val="28"/>
+        </w:rPr>
+        <w:tab/>
+        <w:t>24</w:t>
+      </w:r>
+    </w:p>
+    <w:p>
+      <w:pPr>
+        <w:pStyle w:val="GostToc"/>
+        <w:tabs>
+          <w:tab w:pos="8504" w:val="right" w:leader="dot"/>
+        </w:tabs>
+        <w:spacing w:line="240" w:lineRule="auto" w:before="0" w:after="0"/>
+        <w:ind w:firstLine="0"/>
+        <w:jc w:val="left"/>
+      </w:pPr>
+      <w:r/>
+      <w:r>
+        <w:rPr>
+          <w:rFonts w:ascii="Times New Roman" w:hAnsi="Times New Roman" w:eastAsia="Times New Roman"/>
+          <w:sz w:val="28"/>
+        </w:rPr>
+        <w:t>ЗАКЛЮЧЕНИЕ</w:t>
+      </w:r>
+      <w:r>
+        <w:rPr>
+          <w:rFonts w:ascii="Times New Roman" w:hAnsi="Times New Roman" w:eastAsia="Times New Roman"/>
+          <w:sz w:val="28"/>
+        </w:rPr>
+        <w:tab/>
+        <w:t>25</w:t>
+      </w:r>
+    </w:p>
+    <w:p>
+      <w:pPr>
+        <w:pStyle w:val="GostToc"/>
+        <w:tabs>
+          <w:tab w:pos="8504" w:val="right" w:leader="dot"/>
+        </w:tabs>
+        <w:spacing w:line="240" w:lineRule="auto" w:before="0" w:after="0"/>
+        <w:ind w:firstLine="0"/>
+        <w:jc w:val="left"/>
+      </w:pPr>
+      <w:r/>
+      <w:r>
+        <w:rPr>
+          <w:rFonts w:ascii="Times New Roman" w:hAnsi="Times New Roman" w:eastAsia="Times New Roman"/>
+          <w:sz w:val="28"/>
+        </w:rPr>
         <w:t>СПИСОК ИСПОЛЬЗОВАННЫХ ИСТОЧНИКОВ</w:t>
       </w:r>
       <w:r>
+        <w:rPr>
+          <w:rFonts w:ascii="Times New Roman" w:hAnsi="Times New Roman" w:eastAsia="Times New Roman"/>
+          <w:sz w:val="28"/>
+        </w:rPr>
         <w:tab/>
-        <w:t>12</w:t>
+        <w:t>26</w:t>
       </w:r>
     </w:p>
     <w:p>
@@ -307,10 +530,424 @@
     <w:p>
       <w:pPr>
         <w:pStyle w:val="GostStructure"/>
+        <w:jc w:val="center"/>
       </w:pPr>
       <w:r>
         <w:rPr>
+          <w:rFonts w:ascii="Times New Roman" w:hAnsi="Times New Roman" w:eastAsia="Times New Roman"/>
           <w:b/>
+          <w:sz w:val="28"/>
+        </w:rPr>
+        <w:t>ПЕРЕЧЕНЬ СОКРАЩЕНИЙ И ОБОЗНАЧЕНИЙ</w:t>
+      </w:r>
+    </w:p>
+    <w:p>
+      <w:pPr>
+        <w:pStyle w:val="GostBody"/>
+        <w:jc w:val="both"/>
+      </w:pPr>
+      <w:r>
+        <w:rPr>
+          <w:rFonts w:ascii="Times New Roman" w:hAnsi="Times New Roman" w:eastAsia="Times New Roman"/>
+          <w:b w:val="0"/>
+          <w:sz w:val="28"/>
+        </w:rPr>
+        <w:t>В настоящем отчете применяют следующие сокращения и обозначения</w:t>
+      </w:r>
+    </w:p>
+    <w:p>
+      <w:pPr>
+        <w:pStyle w:val="GostTableCaption"/>
+        <w:jc w:val="left"/>
+      </w:pPr>
+    </w:p>
+    <w:tbl>
+      <w:tblPr>
+        <w:tblW w:type="auto" w:w="0"/>
+        <w:jc w:val="center"/>
+        <w:tblLayout w:type="fixed"/>
+        <w:tblLook w:firstColumn="1" w:firstRow="1" w:lastColumn="0" w:lastRow="0" w:noHBand="0" w:noVBand="1" w:val="04A0"/>
+        <w:tblBorders>
+          <w:top w:val="single" w:sz="4" w:color="000000"/>
+          <w:left w:val="single" w:sz="4" w:color="000000"/>
+          <w:bottom w:val="single" w:sz="4" w:color="000000"/>
+          <w:right w:val="single" w:sz="4" w:color="000000"/>
+          <w:insideH w:val="single" w:sz="4" w:color="000000"/>
+          <w:insideV w:val="single" w:sz="4" w:color="000000"/>
+        </w:tblBorders>
+      </w:tblPr>
+      <w:tblGrid>
+        <w:gridCol w:w="4677"/>
+        <w:gridCol w:w="4677"/>
+      </w:tblGrid>
+      <w:tr>
+        <w:tc>
+          <w:tcPr>
+            <w:tcW w:type="dxa" w:w="1814"/>
+            <w:vAlign w:val="center"/>
+          </w:tcPr>
+          <w:p>
+            <w:pPr>
+              <w:spacing w:before="0" w:after="0" w:line="240" w:lineRule="auto"/>
+              <w:jc w:val="left"/>
+            </w:pPr>
+            <w:r/>
+            <w:r>
+              <w:rPr>
+                <w:rFonts w:ascii="Times New Roman" w:hAnsi="Times New Roman" w:eastAsia="Times New Roman"/>
+                <w:b/>
+                <w:sz w:val="24"/>
+              </w:rPr>
+              <w:t>ИС</w:t>
+            </w:r>
+          </w:p>
+        </w:tc>
+        <w:tc>
+          <w:tcPr>
+            <w:tcW w:type="dxa" w:w="7540"/>
+            <w:vAlign w:val="center"/>
+          </w:tcPr>
+          <w:p>
+            <w:pPr>
+              <w:spacing w:before="0" w:after="0" w:line="240" w:lineRule="auto"/>
+              <w:jc w:val="left"/>
+            </w:pPr>
+            <w:r/>
+            <w:r>
+              <w:rPr>
+                <w:rFonts w:ascii="Times New Roman" w:hAnsi="Times New Roman" w:eastAsia="Times New Roman"/>
+                <w:b/>
+                <w:sz w:val="24"/>
+              </w:rPr>
+              <w:t>информационная система</w:t>
+            </w:r>
+          </w:p>
+        </w:tc>
+      </w:tr>
+      <w:tr>
+        <w:tc>
+          <w:tcPr>
+            <w:tcW w:type="dxa" w:w="1814"/>
+            <w:vAlign w:val="center"/>
+          </w:tcPr>
+          <w:p>
+            <w:pPr>
+              <w:spacing w:before="0" w:after="0" w:line="240" w:lineRule="auto"/>
+              <w:jc w:val="left"/>
+            </w:pPr>
+            <w:r/>
+            <w:r>
+              <w:rPr>
+                <w:rFonts w:ascii="Times New Roman" w:hAnsi="Times New Roman" w:eastAsia="Times New Roman"/>
+                <w:b w:val="0"/>
+                <w:sz w:val="24"/>
+              </w:rPr>
+              <w:t>API</w:t>
+            </w:r>
+          </w:p>
+        </w:tc>
+        <w:tc>
+          <w:tcPr>
+            <w:tcW w:type="dxa" w:w="7540"/>
+            <w:vAlign w:val="center"/>
+          </w:tcPr>
+          <w:p>
+            <w:pPr>
+              <w:spacing w:before="0" w:after="0" w:line="240" w:lineRule="auto"/>
+              <w:jc w:val="left"/>
+            </w:pPr>
+            <w:r/>
+            <w:r>
+              <w:rPr>
+                <w:rFonts w:ascii="Times New Roman" w:hAnsi="Times New Roman" w:eastAsia="Times New Roman"/>
+                <w:b w:val="0"/>
+                <w:sz w:val="24"/>
+              </w:rPr>
+              <w:t>программный интерфейс приложения</w:t>
+            </w:r>
+          </w:p>
+        </w:tc>
+      </w:tr>
+      <w:tr>
+        <w:tc>
+          <w:tcPr>
+            <w:tcW w:type="dxa" w:w="1814"/>
+            <w:vAlign w:val="center"/>
+          </w:tcPr>
+          <w:p>
+            <w:pPr>
+              <w:spacing w:before="0" w:after="0" w:line="240" w:lineRule="auto"/>
+              <w:jc w:val="left"/>
+            </w:pPr>
+            <w:r/>
+            <w:r>
+              <w:rPr>
+                <w:rFonts w:ascii="Times New Roman" w:hAnsi="Times New Roman" w:eastAsia="Times New Roman"/>
+                <w:b w:val="0"/>
+                <w:sz w:val="24"/>
+              </w:rPr>
+              <w:t>CPU</w:t>
+            </w:r>
+          </w:p>
+        </w:tc>
+        <w:tc>
+          <w:tcPr>
+            <w:tcW w:type="dxa" w:w="7540"/>
+            <w:vAlign w:val="center"/>
+          </w:tcPr>
+          <w:p>
+            <w:pPr>
+              <w:spacing w:before="0" w:after="0" w:line="240" w:lineRule="auto"/>
+              <w:jc w:val="left"/>
+            </w:pPr>
+            <w:r/>
+            <w:r>
+              <w:rPr>
+                <w:rFonts w:ascii="Times New Roman" w:hAnsi="Times New Roman" w:eastAsia="Times New Roman"/>
+                <w:b w:val="0"/>
+                <w:sz w:val="24"/>
+              </w:rPr>
+              <w:t>центральный процессор</w:t>
+            </w:r>
+          </w:p>
+        </w:tc>
+      </w:tr>
+      <w:tr>
+        <w:tc>
+          <w:tcPr>
+            <w:tcW w:type="dxa" w:w="1814"/>
+            <w:vAlign w:val="center"/>
+          </w:tcPr>
+          <w:p>
+            <w:pPr>
+              <w:spacing w:before="0" w:after="0" w:line="240" w:lineRule="auto"/>
+              <w:jc w:val="left"/>
+            </w:pPr>
+            <w:r/>
+            <w:r>
+              <w:rPr>
+                <w:rFonts w:ascii="Times New Roman" w:hAnsi="Times New Roman" w:eastAsia="Times New Roman"/>
+                <w:b w:val="0"/>
+                <w:sz w:val="24"/>
+              </w:rPr>
+              <w:t>DFD</w:t>
+            </w:r>
+          </w:p>
+        </w:tc>
+        <w:tc>
+          <w:tcPr>
+            <w:tcW w:type="dxa" w:w="7540"/>
+            <w:vAlign w:val="center"/>
+          </w:tcPr>
+          <w:p>
+            <w:pPr>
+              <w:spacing w:before="0" w:after="0" w:line="240" w:lineRule="auto"/>
+              <w:jc w:val="left"/>
+            </w:pPr>
+            <w:r/>
+            <w:r>
+              <w:rPr>
+                <w:rFonts w:ascii="Times New Roman" w:hAnsi="Times New Roman" w:eastAsia="Times New Roman"/>
+                <w:b w:val="0"/>
+                <w:sz w:val="24"/>
+              </w:rPr>
+              <w:t>диаграмма потоков данных</w:t>
+            </w:r>
+          </w:p>
+        </w:tc>
+      </w:tr>
+      <w:tr>
+        <w:tc>
+          <w:tcPr>
+            <w:tcW w:type="dxa" w:w="1814"/>
+            <w:vAlign w:val="center"/>
+          </w:tcPr>
+          <w:p>
+            <w:pPr>
+              <w:spacing w:before="0" w:after="0" w:line="240" w:lineRule="auto"/>
+              <w:jc w:val="left"/>
+            </w:pPr>
+            <w:r/>
+            <w:r>
+              <w:rPr>
+                <w:rFonts w:ascii="Times New Roman" w:hAnsi="Times New Roman" w:eastAsia="Times New Roman"/>
+                <w:b w:val="0"/>
+                <w:sz w:val="24"/>
+              </w:rPr>
+              <w:t>HTTPS</w:t>
+            </w:r>
+          </w:p>
+        </w:tc>
+        <w:tc>
+          <w:tcPr>
+            <w:tcW w:type="dxa" w:w="7540"/>
+            <w:vAlign w:val="center"/>
+          </w:tcPr>
+          <w:p>
+            <w:pPr>
+              <w:spacing w:before="0" w:after="0" w:line="240" w:lineRule="auto"/>
+              <w:jc w:val="left"/>
+            </w:pPr>
+            <w:r/>
+            <w:r>
+              <w:rPr>
+                <w:rFonts w:ascii="Times New Roman" w:hAnsi="Times New Roman" w:eastAsia="Times New Roman"/>
+                <w:b w:val="0"/>
+                <w:sz w:val="24"/>
+              </w:rPr>
+              <w:t>защищенный протокол передачи гипертекста</w:t>
+            </w:r>
+          </w:p>
+        </w:tc>
+      </w:tr>
+      <w:tr>
+        <w:tc>
+          <w:tcPr>
+            <w:tcW w:type="dxa" w:w="1814"/>
+            <w:vAlign w:val="center"/>
+          </w:tcPr>
+          <w:p>
+            <w:pPr>
+              <w:spacing w:before="0" w:after="0" w:line="240" w:lineRule="auto"/>
+              <w:jc w:val="left"/>
+            </w:pPr>
+            <w:r/>
+            <w:r>
+              <w:rPr>
+                <w:rFonts w:ascii="Times New Roman" w:hAnsi="Times New Roman" w:eastAsia="Times New Roman"/>
+                <w:b w:val="0"/>
+                <w:sz w:val="24"/>
+              </w:rPr>
+              <w:t>RAM</w:t>
+            </w:r>
+          </w:p>
+        </w:tc>
+        <w:tc>
+          <w:tcPr>
+            <w:tcW w:type="dxa" w:w="7540"/>
+            <w:vAlign w:val="center"/>
+          </w:tcPr>
+          <w:p>
+            <w:pPr>
+              <w:spacing w:before="0" w:after="0" w:line="240" w:lineRule="auto"/>
+              <w:jc w:val="left"/>
+            </w:pPr>
+            <w:r/>
+            <w:r>
+              <w:rPr>
+                <w:rFonts w:ascii="Times New Roman" w:hAnsi="Times New Roman" w:eastAsia="Times New Roman"/>
+                <w:b w:val="0"/>
+                <w:sz w:val="24"/>
+              </w:rPr>
+              <w:t>оперативная память</w:t>
+            </w:r>
+          </w:p>
+        </w:tc>
+      </w:tr>
+      <w:tr>
+        <w:tc>
+          <w:tcPr>
+            <w:tcW w:type="dxa" w:w="1814"/>
+            <w:vAlign w:val="center"/>
+          </w:tcPr>
+          <w:p>
+            <w:pPr>
+              <w:spacing w:before="0" w:after="0" w:line="240" w:lineRule="auto"/>
+              <w:jc w:val="left"/>
+            </w:pPr>
+            <w:r/>
+            <w:r>
+              <w:rPr>
+                <w:rFonts w:ascii="Times New Roman" w:hAnsi="Times New Roman" w:eastAsia="Times New Roman"/>
+                <w:b w:val="0"/>
+                <w:sz w:val="24"/>
+              </w:rPr>
+              <w:t>UML</w:t>
+            </w:r>
+          </w:p>
+        </w:tc>
+        <w:tc>
+          <w:tcPr>
+            <w:tcW w:type="dxa" w:w="7540"/>
+            <w:vAlign w:val="center"/>
+          </w:tcPr>
+          <w:p>
+            <w:pPr>
+              <w:spacing w:before="0" w:after="0" w:line="240" w:lineRule="auto"/>
+              <w:jc w:val="left"/>
+            </w:pPr>
+            <w:r/>
+            <w:r>
+              <w:rPr>
+                <w:rFonts w:ascii="Times New Roman" w:hAnsi="Times New Roman" w:eastAsia="Times New Roman"/>
+                <w:b w:val="0"/>
+                <w:sz w:val="24"/>
+              </w:rPr>
+              <w:t>унифицированный язык моделирования</w:t>
+            </w:r>
+          </w:p>
+        </w:tc>
+      </w:tr>
+      <w:tr>
+        <w:tc>
+          <w:tcPr>
+            <w:tcW w:type="dxa" w:w="1814"/>
+            <w:vAlign w:val="center"/>
+          </w:tcPr>
+          <w:p>
+            <w:pPr>
+              <w:spacing w:before="0" w:after="0" w:line="240" w:lineRule="auto"/>
+              <w:jc w:val="left"/>
+            </w:pPr>
+            <w:r/>
+            <w:r>
+              <w:rPr>
+                <w:rFonts w:ascii="Times New Roman" w:hAnsi="Times New Roman" w:eastAsia="Times New Roman"/>
+                <w:b w:val="0"/>
+                <w:sz w:val="24"/>
+              </w:rPr>
+              <w:t>URL</w:t>
+            </w:r>
+          </w:p>
+        </w:tc>
+        <w:tc>
+          <w:tcPr>
+            <w:tcW w:type="dxa" w:w="7540"/>
+            <w:vAlign w:val="center"/>
+          </w:tcPr>
+          <w:p>
+            <w:pPr>
+              <w:spacing w:before="0" w:after="0" w:line="240" w:lineRule="auto"/>
+              <w:jc w:val="left"/>
+            </w:pPr>
+            <w:r/>
+            <w:r>
+              <w:rPr>
+                <w:rFonts w:ascii="Times New Roman" w:hAnsi="Times New Roman" w:eastAsia="Times New Roman"/>
+                <w:b w:val="0"/>
+                <w:sz w:val="24"/>
+              </w:rPr>
+              <w:t>унифицированный указатель ресурса</w:t>
+            </w:r>
+          </w:p>
+        </w:tc>
+      </w:tr>
+    </w:tbl>
+    <w:p>
+      <w:r>
+        <w:br w:type="page"/>
+      </w:r>
+    </w:p>
+    <w:p>
+      <w:pPr>
+        <w:pStyle w:val="GostStructure"/>
+        <w:jc w:val="center"/>
+      </w:pPr>
+      <w:r>
+        <w:rPr>
+          <w:rFonts w:ascii="Times New Roman" w:hAnsi="Times New Roman" w:eastAsia="Times New Roman"/>
+          <w:b/>
+          <w:sz w:val="28"/>
         </w:rPr>
         <w:t>ВВЕДЕНИЕ</w:t>
       </w:r>
@@ -318,32 +955,56 @@
     <w:p>
       <w:pPr>
         <w:pStyle w:val="GostBody"/>
+        <w:jc w:val="both"/>
       </w:pPr>
       <w:r>
+        <w:rPr>
+          <w:rFonts w:ascii="Times New Roman" w:hAnsi="Times New Roman" w:eastAsia="Times New Roman"/>
+          <w:b w:val="0"/>
+          <w:sz w:val="28"/>
+        </w:rPr>
         <w:t>Облачные технологии стали одной из базовых составляющих современной информационной инфраструктуры. Организации используют облачные сервисы для хранения данных, размещения приложений, масштабирования вычислительных ресурсов и снижения затрат на собственное оборудование.</w:t>
       </w:r>
     </w:p>
     <w:p>
       <w:pPr>
         <w:pStyle w:val="GostBody"/>
+        <w:jc w:val="both"/>
       </w:pPr>
       <w:r>
+        <w:rPr>
+          <w:rFonts w:ascii="Times New Roman" w:hAnsi="Times New Roman" w:eastAsia="Times New Roman"/>
+          <w:b w:val="0"/>
+          <w:sz w:val="28"/>
+        </w:rPr>
         <w:t>При этом выбор подходящего облачного решения остается нетривиальной задачей: поставщики используют разные тарифные модели, наборы параметров, уровни производительности и ограничения. Пользователь без специальной подготовки может ошибиться при сопоставлении CPU, RAM, объема хранилища, стоимости, географии размещения и дополнительных сервисов.</w:t>
       </w:r>
     </w:p>
     <w:p>
       <w:pPr>
         <w:pStyle w:val="GostBody"/>
+        <w:jc w:val="both"/>
       </w:pPr>
       <w:r>
+        <w:rPr>
+          <w:rFonts w:ascii="Times New Roman" w:hAnsi="Times New Roman" w:eastAsia="Times New Roman"/>
+          <w:b w:val="0"/>
+          <w:sz w:val="28"/>
+        </w:rPr>
         <w:t>Для решения этой задачи рассматривается информационная система «Конфигуратор облачных сервисов». Система должна автоматизировать подбор конфигурации, сравнивать доступные предложения, сохранять результаты и формировать рекомендации. Оформление настоящего отчета выполнено с учетом требований ГОСТ 7.32-2017 [1].</w:t>
       </w:r>
     </w:p>
     <w:p>
       <w:pPr>
         <w:pStyle w:val="GostBody"/>
+        <w:jc w:val="both"/>
       </w:pPr>
       <w:r>
+        <w:rPr>
+          <w:rFonts w:ascii="Times New Roman" w:hAnsi="Times New Roman" w:eastAsia="Times New Roman"/>
+          <w:b w:val="0"/>
+          <w:sz w:val="28"/>
+        </w:rPr>
         <w:t>Цель итоговой работы - представить обобщенный результат практических работ по проектированию информационной системы. Для достижения цели решены задачи анализа предметной области, определения требований, моделирования бизнес-процессов, описания поведения системы и выполнения расчетной части.</w:t>
       </w:r>
     </w:p>
@@ -355,10 +1016,13 @@
     <w:p>
       <w:pPr>
         <w:pStyle w:val="GostHeading1"/>
+        <w:jc w:val="left"/>
       </w:pPr>
       <w:r>
         <w:rPr>
+          <w:rFonts w:ascii="Times New Roman" w:hAnsi="Times New Roman" w:eastAsia="Times New Roman"/>
           <w:b/>
+          <w:sz w:val="28"/>
         </w:rPr>
         <w:t>1 АНАЛИЗ ПРЕДМЕТНОЙ ОБЛАСТИ И НАЗНАЧЕНИЕ СИСТЕМЫ</w:t>
       </w:r>
@@ -366,10 +1030,13 @@
     <w:p>
       <w:pPr>
         <w:pStyle w:val="GostHeading2"/>
+        <w:jc w:val="left"/>
       </w:pPr>
       <w:r>
         <w:rPr>
+          <w:rFonts w:ascii="Times New Roman" w:hAnsi="Times New Roman" w:eastAsia="Times New Roman"/>
           <w:b/>
+          <w:sz w:val="28"/>
         </w:rPr>
         <w:t>1.1 Объект автоматизации</w:t>
       </w:r>
@@ -377,26 +1044,41 @@
     <w:p>
       <w:pPr>
         <w:pStyle w:val="GostBody"/>
+        <w:jc w:val="both"/>
       </w:pPr>
       <w:r>
+        <w:rPr>
+          <w:rFonts w:ascii="Times New Roman" w:hAnsi="Times New Roman" w:eastAsia="Times New Roman"/>
+          <w:b w:val="0"/>
+          <w:sz w:val="28"/>
+        </w:rPr>
         <w:t>Объектом автоматизации является процесс выбора и настройки облачных сервисов для пользовательских задач. В рамках предметной области рассматриваются вычислительные ресурсы, оперативная память, хранилище, дополнительные сервисы, стоимость использования и ограничения конкретных провайдеров.</w:t>
       </w:r>
     </w:p>
     <w:p>
       <w:pPr>
         <w:pStyle w:val="GostBody"/>
+        <w:jc w:val="both"/>
       </w:pPr>
       <w:r>
+        <w:rPr>
+          <w:rFonts w:ascii="Times New Roman" w:hAnsi="Times New Roman" w:eastAsia="Times New Roman"/>
+          <w:b w:val="0"/>
+          <w:sz w:val="28"/>
+        </w:rPr>
         <w:t>Пользователь формирует требования к инфраструктуре, а система сопоставляет их с каталогом доступных облачных предложений. Результатом работы является подбор одной или нескольких конфигураций, ранжированных по соответствию заданным параметрам.</w:t>
       </w:r>
     </w:p>
     <w:p>
       <w:pPr>
         <w:pStyle w:val="GostHeading2"/>
+        <w:jc w:val="left"/>
       </w:pPr>
       <w:r>
         <w:rPr>
+          <w:rFonts w:ascii="Times New Roman" w:hAnsi="Times New Roman" w:eastAsia="Times New Roman"/>
           <w:b/>
+          <w:sz w:val="28"/>
         </w:rPr>
         <w:t>1.2 Назначение системы</w:t>
       </w:r>
@@ -404,24 +1086,169 @@
     <w:p>
       <w:pPr>
         <w:pStyle w:val="GostBody"/>
+        <w:jc w:val="both"/>
       </w:pPr>
       <w:r>
-        <w:t>Назначение системы состоит в снижении трудоемкости выбора облачной инфраструктуры и повышении обоснованности принимаемого решения. Система позволяет унифицировать параметры разных поставщиков, исключить ручное сравнение тарифов и сохранить историю выбранных конфигураций.</w:t>
+        <w:rPr>
+          <w:rFonts w:ascii="Times New Roman" w:hAnsi="Times New Roman" w:eastAsia="Times New Roman"/>
+          <w:b w:val="0"/>
+          <w:sz w:val="28"/>
+        </w:rPr>
+        <w:t>Назначение системы состоит в снижении трудоемкости выбора облачной инфраструктуры и повышении обоснованности принимаемого решения. Система позволяет унифицировать параметры разных поставщиков, исключить ручное сравнение тарифов и сохранить историю выбранных конфигураций. Эскизная архитектура и функциональная структура представлены на рисунках 1 и 2.</w:t>
+      </w:r>
+    </w:p>
+    <w:p>
+      <w:r>
+        <w:br w:type="page"/>
+      </w:r>
+    </w:p>
+    <w:p>
+      <w:pPr>
+        <w:spacing w:before="0" w:after="0"/>
+        <w:jc w:val="center"/>
+      </w:pPr>
+      <w:r>
+        <w:drawing>
+          <wp:inline xmlns:a="http://schemas.openxmlformats.org/drawingml/2006/main" xmlns:pic="http://schemas.openxmlformats.org/drawingml/2006/picture">
+            <wp:extent cx="5760000" cy="3356903"/>
+            <wp:docPr id="1" name="Picture 1"/>
+            <wp:cNvGraphicFramePr>
+              <a:graphicFrameLocks noChangeAspect="1"/>
+            </wp:cNvGraphicFramePr>
+            <a:graphic>
+              <a:graphicData uri="http://schemas.openxmlformats.org/drawingml/2006/picture">
+                <pic:pic>
+                  <pic:nvPicPr>
+                    <pic:cNvPr id="0" name="figure_01.png"/>
+                    <pic:cNvPicPr/>
+                  </pic:nvPicPr>
+                  <pic:blipFill>
+                    <a:blip r:embed="rId10"/>
+                    <a:stretch>
+                      <a:fillRect/>
+                    </a:stretch>
+                  </pic:blipFill>
+                  <pic:spPr>
+                    <a:xfrm>
+                      <a:off x="0" y="0"/>
+                      <a:ext cx="5760000" cy="3356903"/>
+                    </a:xfrm>
+                    <a:prstGeom prst="rect"/>
+                  </pic:spPr>
+                </pic:pic>
+              </a:graphicData>
+            </a:graphic>
+          </wp:inline>
+        </w:drawing>
+      </w:r>
+    </w:p>
+    <w:p>
+      <w:pPr>
+        <w:pStyle w:val="GostFigureCaption"/>
+        <w:spacing w:line="240" w:lineRule="auto"/>
+        <w:ind w:firstLine="0"/>
+        <w:jc w:val="center"/>
+      </w:pPr>
+      <w:r>
+        <w:rPr>
+          <w:rFonts w:ascii="Times New Roman" w:hAnsi="Times New Roman" w:eastAsia="Times New Roman"/>
+          <w:b w:val="0"/>
+          <w:sz w:val="28"/>
+        </w:rPr>
+        <w:t>Рисунок 1 - Эскизная архитектура информационной системы</w:t>
+      </w:r>
+    </w:p>
+    <w:p>
+      <w:r>
+        <w:br w:type="page"/>
+      </w:r>
+    </w:p>
+    <w:p>
+      <w:pPr>
+        <w:spacing w:before="0" w:after="0"/>
+        <w:jc w:val="center"/>
+      </w:pPr>
+      <w:r>
+        <w:drawing>
+          <wp:inline xmlns:a="http://schemas.openxmlformats.org/drawingml/2006/main" xmlns:pic="http://schemas.openxmlformats.org/drawingml/2006/picture">
+            <wp:extent cx="5760000" cy="2352183"/>
+            <wp:docPr id="2" name="Picture 2"/>
+            <wp:cNvGraphicFramePr>
+              <a:graphicFrameLocks noChangeAspect="1"/>
+            </wp:cNvGraphicFramePr>
+            <a:graphic>
+              <a:graphicData uri="http://schemas.openxmlformats.org/drawingml/2006/picture">
+                <pic:pic>
+                  <pic:nvPicPr>
+                    <pic:cNvPr id="0" name="figure_02.png"/>
+                    <pic:cNvPicPr/>
+                  </pic:nvPicPr>
+                  <pic:blipFill>
+                    <a:blip r:embed="rId11"/>
+                    <a:stretch>
+                      <a:fillRect/>
+                    </a:stretch>
+                  </pic:blipFill>
+                  <pic:spPr>
+                    <a:xfrm>
+                      <a:off x="0" y="0"/>
+                      <a:ext cx="5760000" cy="2352183"/>
+                    </a:xfrm>
+                    <a:prstGeom prst="rect"/>
+                  </pic:spPr>
+                </pic:pic>
+              </a:graphicData>
+            </a:graphic>
+          </wp:inline>
+        </w:drawing>
+      </w:r>
+    </w:p>
+    <w:p>
+      <w:pPr>
+        <w:pStyle w:val="GostFigureCaption"/>
+        <w:spacing w:line="240" w:lineRule="auto"/>
+        <w:ind w:firstLine="0"/>
+        <w:jc w:val="center"/>
+      </w:pPr>
+      <w:r>
+        <w:rPr>
+          <w:rFonts w:ascii="Times New Roman" w:hAnsi="Times New Roman" w:eastAsia="Times New Roman"/>
+          <w:b w:val="0"/>
+          <w:sz w:val="28"/>
+        </w:rPr>
+        <w:t>Рисунок 2 - Функциональная структура информационной системы</w:t>
+      </w:r>
+    </w:p>
+    <w:p>
+      <w:r>
+        <w:br w:type="page"/>
       </w:r>
     </w:p>
     <w:p>
       <w:pPr>
         <w:pStyle w:val="GostBody"/>
+        <w:jc w:val="both"/>
       </w:pPr>
       <w:r>
+        <w:rPr>
+          <w:rFonts w:ascii="Times New Roman" w:hAnsi="Times New Roman" w:eastAsia="Times New Roman"/>
+          <w:b w:val="0"/>
+          <w:sz w:val="28"/>
+        </w:rPr>
         <w:t>Основными пользователями являются клиенты, которым требуется подобрать облачное решение, и администратор, отвечающий за актуальность каталога сервисов, справочников параметров и правил сопоставления.</w:t>
       </w:r>
     </w:p>
     <w:p>
       <w:pPr>
         <w:pStyle w:val="GostTableCaption"/>
+        <w:jc w:val="left"/>
       </w:pPr>
       <w:r>
+        <w:rPr>
+          <w:rFonts w:ascii="Times New Roman" w:hAnsi="Times New Roman" w:eastAsia="Times New Roman"/>
+          <w:b w:val="0"/>
+          <w:sz w:val="28"/>
+        </w:rPr>
         <w:t>Таблица 1 - Основные бизнес-роли системы</w:t>
       </w:r>
     </w:p>
@@ -432,31 +1259,24 @@
         <w:tblLayout w:type="fixed"/>
         <w:tblLook w:firstColumn="1" w:firstRow="1" w:lastColumn="0" w:lastRow="0" w:noHBand="0" w:noVBand="1" w:val="04A0"/>
         <w:tblBorders>
-          <w:top w:val="single" w:sz="4" w:space="0" w:color="000000"/>
-          <w:left w:val="single" w:sz="4" w:space="0" w:color="000000"/>
-          <w:bottom w:val="single" w:sz="4" w:space="0" w:color="000000"/>
-          <w:right w:val="single" w:sz="4" w:space="0" w:color="000000"/>
-          <w:insideH w:val="single" w:sz="4" w:space="0" w:color="000000"/>
-          <w:insideV w:val="single" w:sz="4" w:space="0" w:color="000000"/>
+          <w:top w:val="single" w:sz="4" w:color="000000"/>
+          <w:left w:val="single" w:sz="4" w:color="000000"/>
+          <w:bottom w:val="single" w:sz="4" w:color="000000"/>
+          <w:right w:val="single" w:sz="4" w:color="000000"/>
+          <w:insideH w:val="single" w:sz="4" w:color="000000"/>
+          <w:insideV w:val="single" w:sz="4" w:color="000000"/>
         </w:tblBorders>
       </w:tblPr>
       <w:tblGrid>
-        <w:gridCol w:w="3230"/>
-        <w:gridCol w:w="3230"/>
-        <w:gridCol w:w="3230"/>
+        <w:gridCol w:w="3118"/>
+        <w:gridCol w:w="3118"/>
+        <w:gridCol w:w="3118"/>
       </w:tblGrid>
       <w:tr>
         <w:tc>
           <w:tcPr>
-            <w:tcW w:type="dxa" w:w="2041"/>
+            <w:tcW w:type="dxa" w:w="2324"/>
             <w:vAlign w:val="center"/>
-            <w:tcMar>
-              <w:top w:w="90" w:type="dxa"/>
-              <w:start w:w="90" w:type="dxa"/>
-              <w:bottom w:w="90" w:type="dxa"/>
-              <w:end w:w="90" w:type="dxa"/>
-            </w:tcMar>
-            <w:shd w:fill="D9EAF7"/>
           </w:tcPr>
           <w:p>
             <w:pPr>
@@ -476,15 +1296,8 @@
         </w:tc>
         <w:tc>
           <w:tcPr>
-            <w:tcW w:type="dxa" w:w="3061"/>
+            <w:tcW w:type="dxa" w:w="3515"/>
             <w:vAlign w:val="center"/>
-            <w:tcMar>
-              <w:top w:w="90" w:type="dxa"/>
-              <w:start w:w="90" w:type="dxa"/>
-              <w:bottom w:w="90" w:type="dxa"/>
-              <w:end w:w="90" w:type="dxa"/>
-            </w:tcMar>
-            <w:shd w:fill="D9EAF7"/>
           </w:tcPr>
           <w:p>
             <w:pPr>
@@ -504,15 +1317,8 @@
         </w:tc>
         <w:tc>
           <w:tcPr>
-            <w:tcW w:type="dxa" w:w="3402"/>
+            <w:tcW w:type="dxa" w:w="3515"/>
             <w:vAlign w:val="center"/>
-            <w:tcMar>
-              <w:top w:w="90" w:type="dxa"/>
-              <w:start w:w="90" w:type="dxa"/>
-              <w:bottom w:w="90" w:type="dxa"/>
-              <w:end w:w="90" w:type="dxa"/>
-            </w:tcMar>
-            <w:shd w:fill="D9EAF7"/>
           </w:tcPr>
           <w:p>
             <w:pPr>
@@ -534,14 +1340,8 @@
       <w:tr>
         <w:tc>
           <w:tcPr>
-            <w:tcW w:type="dxa" w:w="2041"/>
+            <w:tcW w:type="dxa" w:w="2324"/>
             <w:vAlign w:val="center"/>
-            <w:tcMar>
-              <w:top w:w="90" w:type="dxa"/>
-              <w:start w:w="90" w:type="dxa"/>
-              <w:bottom w:w="90" w:type="dxa"/>
-              <w:end w:w="90" w:type="dxa"/>
-            </w:tcMar>
           </w:tcPr>
           <w:p>
             <w:pPr>
@@ -561,14 +1361,8 @@
         </w:tc>
         <w:tc>
           <w:tcPr>
-            <w:tcW w:type="dxa" w:w="3061"/>
+            <w:tcW w:type="dxa" w:w="3515"/>
             <w:vAlign w:val="center"/>
-            <w:tcMar>
-              <w:top w:w="90" w:type="dxa"/>
-              <w:start w:w="90" w:type="dxa"/>
-              <w:bottom w:w="90" w:type="dxa"/>
-              <w:end w:w="90" w:type="dxa"/>
-            </w:tcMar>
           </w:tcPr>
           <w:p>
             <w:pPr>
@@ -588,14 +1382,8 @@
         </w:tc>
         <w:tc>
           <w:tcPr>
-            <w:tcW w:type="dxa" w:w="3402"/>
+            <w:tcW w:type="dxa" w:w="3515"/>
             <w:vAlign w:val="center"/>
-            <w:tcMar>
-              <w:top w:w="90" w:type="dxa"/>
-              <w:start w:w="90" w:type="dxa"/>
-              <w:bottom w:w="90" w:type="dxa"/>
-              <w:end w:w="90" w:type="dxa"/>
-            </w:tcMar>
           </w:tcPr>
           <w:p>
             <w:pPr>
@@ -617,14 +1405,8 @@
       <w:tr>
         <w:tc>
           <w:tcPr>
-            <w:tcW w:type="dxa" w:w="2041"/>
+            <w:tcW w:type="dxa" w:w="2324"/>
             <w:vAlign w:val="center"/>
-            <w:tcMar>
-              <w:top w:w="90" w:type="dxa"/>
-              <w:start w:w="90" w:type="dxa"/>
-              <w:bottom w:w="90" w:type="dxa"/>
-              <w:end w:w="90" w:type="dxa"/>
-            </w:tcMar>
           </w:tcPr>
           <w:p>
             <w:pPr>
@@ -644,14 +1426,8 @@
         </w:tc>
         <w:tc>
           <w:tcPr>
-            <w:tcW w:type="dxa" w:w="3061"/>
+            <w:tcW w:type="dxa" w:w="3515"/>
             <w:vAlign w:val="center"/>
-            <w:tcMar>
-              <w:top w:w="90" w:type="dxa"/>
-              <w:start w:w="90" w:type="dxa"/>
-              <w:bottom w:w="90" w:type="dxa"/>
-              <w:end w:w="90" w:type="dxa"/>
-            </w:tcMar>
           </w:tcPr>
           <w:p>
             <w:pPr>
@@ -671,14 +1447,8 @@
         </w:tc>
         <w:tc>
           <w:tcPr>
-            <w:tcW w:type="dxa" w:w="3402"/>
+            <w:tcW w:type="dxa" w:w="3515"/>
             <w:vAlign w:val="center"/>
-            <w:tcMar>
-              <w:top w:w="90" w:type="dxa"/>
-              <w:start w:w="90" w:type="dxa"/>
-              <w:bottom w:w="90" w:type="dxa"/>
-              <w:end w:w="90" w:type="dxa"/>
-            </w:tcMar>
           </w:tcPr>
           <w:p>
             <w:pPr>
@@ -700,14 +1470,8 @@
       <w:tr>
         <w:tc>
           <w:tcPr>
-            <w:tcW w:type="dxa" w:w="2041"/>
+            <w:tcW w:type="dxa" w:w="2324"/>
             <w:vAlign w:val="center"/>
-            <w:tcMar>
-              <w:top w:w="90" w:type="dxa"/>
-              <w:start w:w="90" w:type="dxa"/>
-              <w:bottom w:w="90" w:type="dxa"/>
-              <w:end w:w="90" w:type="dxa"/>
-            </w:tcMar>
           </w:tcPr>
           <w:p>
             <w:pPr>
@@ -727,14 +1491,8 @@
         </w:tc>
         <w:tc>
           <w:tcPr>
-            <w:tcW w:type="dxa" w:w="3061"/>
+            <w:tcW w:type="dxa" w:w="3515"/>
             <w:vAlign w:val="center"/>
-            <w:tcMar>
-              <w:top w:w="90" w:type="dxa"/>
-              <w:start w:w="90" w:type="dxa"/>
-              <w:bottom w:w="90" w:type="dxa"/>
-              <w:end w:w="90" w:type="dxa"/>
-            </w:tcMar>
           </w:tcPr>
           <w:p>
             <w:pPr>
@@ -754,14 +1512,8 @@
         </w:tc>
         <w:tc>
           <w:tcPr>
-            <w:tcW w:type="dxa" w:w="3402"/>
+            <w:tcW w:type="dxa" w:w="3515"/>
             <w:vAlign w:val="center"/>
-            <w:tcMar>
-              <w:top w:w="90" w:type="dxa"/>
-              <w:start w:w="90" w:type="dxa"/>
-              <w:bottom w:w="90" w:type="dxa"/>
-              <w:end w:w="90" w:type="dxa"/>
-            </w:tcMar>
           </w:tcPr>
           <w:p>
             <w:pPr>
@@ -789,10 +1541,13 @@
     <w:p>
       <w:pPr>
         <w:pStyle w:val="GostHeading1"/>
+        <w:jc w:val="left"/>
       </w:pPr>
       <w:r>
         <w:rPr>
+          <w:rFonts w:ascii="Times New Roman" w:hAnsi="Times New Roman" w:eastAsia="Times New Roman"/>
           <w:b/>
+          <w:sz w:val="28"/>
         </w:rPr>
         <w:t>2 ТРЕБОВАНИЯ К ИНФОРМАЦИОННОЙ СИСТЕМЕ</w:t>
       </w:r>
@@ -800,10 +1555,13 @@
     <w:p>
       <w:pPr>
         <w:pStyle w:val="GostHeading2"/>
+        <w:jc w:val="left"/>
       </w:pPr>
       <w:r>
         <w:rPr>
+          <w:rFonts w:ascii="Times New Roman" w:hAnsi="Times New Roman" w:eastAsia="Times New Roman"/>
           <w:b/>
+          <w:sz w:val="28"/>
         </w:rPr>
         <w:t>2.1 Функциональные требования</w:t>
       </w:r>
@@ -811,92 +1569,15 @@
     <w:p>
       <w:pPr>
         <w:pStyle w:val="GostBody"/>
-      </w:pPr>
-      <w:r>
-        <w:t>Функциональные требования отражают действия, которые система должна выполнять для достижения цели автоматизации. Они сгруппированы вокруг каталога облачных сервисов, конфигуратора ресурсов, сравнения вариантов, личного кабинета и административного модуля.</w:t>
-      </w:r>
-    </w:p>
-    <w:p>
-      <w:pPr>
-        <w:pStyle w:val="GostList"/>
-      </w:pPr>
-      <w:r>
-        <w:t>- поиск облачных сервисов по заданным параметрам;</w:t>
-      </w:r>
-    </w:p>
-    <w:p>
-      <w:pPr>
-        <w:pStyle w:val="GostList"/>
-      </w:pPr>
-      <w:r>
-        <w:t>- подбор оптимальной конфигурации вычислительных ресурсов;</w:t>
-      </w:r>
-    </w:p>
-    <w:p>
-      <w:pPr>
-        <w:pStyle w:val="GostList"/>
-      </w:pPr>
-      <w:r>
-        <w:t>- сравнение сервисов различных провайдеров;</w:t>
-      </w:r>
-    </w:p>
-    <w:p>
-      <w:pPr>
-        <w:pStyle w:val="GostList"/>
-      </w:pPr>
-      <w:r>
-        <w:t>- хранение и обработка данных о доступных облачных услугах;</w:t>
-      </w:r>
-    </w:p>
-    <w:p>
-      <w:pPr>
-        <w:pStyle w:val="GostList"/>
-      </w:pPr>
-      <w:r>
-        <w:t>- формирование рекомендаций по выбору облачной инфраструктуры;</w:t>
-      </w:r>
-    </w:p>
-    <w:p>
-      <w:pPr>
-        <w:pStyle w:val="GostList"/>
-      </w:pPr>
-      <w:r>
-        <w:t>- сохранение выбранных конфигураций в личном кабинете пользователя;</w:t>
-      </w:r>
-    </w:p>
-    <w:p>
-      <w:pPr>
-        <w:pStyle w:val="GostList"/>
-      </w:pPr>
-      <w:r>
-        <w:t>- мониторинг использования системы и фиксация ошибок;</w:t>
-      </w:r>
-    </w:p>
-    <w:p>
-      <w:pPr>
-        <w:pStyle w:val="GostList"/>
-      </w:pPr>
-      <w:r>
-        <w:t>- обеспечение защиты пользовательских данных.</w:t>
-      </w:r>
-    </w:p>
-    <w:p>
-      <w:pPr>
-        <w:pStyle w:val="GostHeading2"/>
+        <w:jc w:val="both"/>
       </w:pPr>
       <w:r>
         <w:rPr>
-          <w:b/>
+          <w:rFonts w:ascii="Times New Roman" w:hAnsi="Times New Roman" w:eastAsia="Times New Roman"/>
+          <w:b w:val="0"/>
+          <w:sz w:val="28"/>
         </w:rPr>
-        <w:t>2.2 Нефункциональные требования</w:t>
-      </w:r>
-    </w:p>
-    <w:p>
-      <w:pPr>
-        <w:pStyle w:val="GostBody"/>
-      </w:pPr>
-      <w:r>
-        <w:t>Нефункциональные требования определяют ограничения по надежности, производительности, безопасности и удобству использования. Для системы подбора облачных сервисов критичны достоверность каталога, скорость обработки запроса и защищенность пользовательских данных.</w:t>
+        <w:t>Функциональные требования отражают действия, которые система должна выполнять для достижения цели автоматизации. Они сгруппированы вокруг каталога облачных сервисов, конфигуратора ресурсов, сравнения вариантов, личного кабинета и административного модуля. Диаграмма прецедентов представлена на рисунке 3.</w:t>
       </w:r>
     </w:p>
     <w:p>
@@ -906,9 +1587,216 @@
     </w:p>
     <w:p>
       <w:pPr>
-        <w:pStyle w:val="GostTableCaption"/>
+        <w:spacing w:before="0" w:after="0"/>
+        <w:jc w:val="center"/>
       </w:pPr>
       <w:r>
+        <w:drawing>
+          <wp:inline xmlns:a="http://schemas.openxmlformats.org/drawingml/2006/main" xmlns:pic="http://schemas.openxmlformats.org/drawingml/2006/picture">
+            <wp:extent cx="4464000" cy="4816665"/>
+            <wp:docPr id="3" name="Picture 3"/>
+            <wp:cNvGraphicFramePr>
+              <a:graphicFrameLocks noChangeAspect="1"/>
+            </wp:cNvGraphicFramePr>
+            <a:graphic>
+              <a:graphicData uri="http://schemas.openxmlformats.org/drawingml/2006/picture">
+                <pic:pic>
+                  <pic:nvPicPr>
+                    <pic:cNvPr id="0" name="figure_03.png"/>
+                    <pic:cNvPicPr/>
+                  </pic:nvPicPr>
+                  <pic:blipFill>
+                    <a:blip r:embed="rId12"/>
+                    <a:stretch>
+                      <a:fillRect/>
+                    </a:stretch>
+                  </pic:blipFill>
+                  <pic:spPr>
+                    <a:xfrm>
+                      <a:off x="0" y="0"/>
+                      <a:ext cx="4464000" cy="4816665"/>
+                    </a:xfrm>
+                    <a:prstGeom prst="rect"/>
+                  </pic:spPr>
+                </pic:pic>
+              </a:graphicData>
+            </a:graphic>
+          </wp:inline>
+        </w:drawing>
+      </w:r>
+    </w:p>
+    <w:p>
+      <w:pPr>
+        <w:pStyle w:val="GostFigureCaption"/>
+        <w:spacing w:line="240" w:lineRule="auto"/>
+        <w:ind w:firstLine="0"/>
+        <w:jc w:val="center"/>
+      </w:pPr>
+      <w:r>
+        <w:rPr>
+          <w:rFonts w:ascii="Times New Roman" w:hAnsi="Times New Roman" w:eastAsia="Times New Roman"/>
+          <w:b w:val="0"/>
+          <w:sz w:val="28"/>
+        </w:rPr>
+        <w:t>Рисунок 3 - Диаграмма прецедентов информационной системы «Конфигуратор облачных сервисов»</w:t>
+      </w:r>
+    </w:p>
+    <w:p>
+      <w:r>
+        <w:br w:type="page"/>
+      </w:r>
+    </w:p>
+    <w:p>
+      <w:pPr>
+        <w:pStyle w:val="GostList"/>
+        <w:jc w:val="both"/>
+      </w:pPr>
+      <w:r>
+        <w:rPr>
+          <w:rFonts w:ascii="Times New Roman" w:hAnsi="Times New Roman" w:eastAsia="Times New Roman"/>
+          <w:b w:val="0"/>
+          <w:sz w:val="28"/>
+        </w:rPr>
+        <w:t>- поиск облачных сервисов по заданным параметрам;</w:t>
+      </w:r>
+    </w:p>
+    <w:p>
+      <w:pPr>
+        <w:pStyle w:val="GostList"/>
+        <w:jc w:val="both"/>
+      </w:pPr>
+      <w:r>
+        <w:rPr>
+          <w:rFonts w:ascii="Times New Roman" w:hAnsi="Times New Roman" w:eastAsia="Times New Roman"/>
+          <w:b w:val="0"/>
+          <w:sz w:val="28"/>
+        </w:rPr>
+        <w:t>- подбор оптимальной конфигурации вычислительных ресурсов;</w:t>
+      </w:r>
+    </w:p>
+    <w:p>
+      <w:pPr>
+        <w:pStyle w:val="GostList"/>
+        <w:jc w:val="both"/>
+      </w:pPr>
+      <w:r>
+        <w:rPr>
+          <w:rFonts w:ascii="Times New Roman" w:hAnsi="Times New Roman" w:eastAsia="Times New Roman"/>
+          <w:b w:val="0"/>
+          <w:sz w:val="28"/>
+        </w:rPr>
+        <w:t>- сравнение сервисов различных провайдеров;</w:t>
+      </w:r>
+    </w:p>
+    <w:p>
+      <w:pPr>
+        <w:pStyle w:val="GostList"/>
+        <w:jc w:val="both"/>
+      </w:pPr>
+      <w:r>
+        <w:rPr>
+          <w:rFonts w:ascii="Times New Roman" w:hAnsi="Times New Roman" w:eastAsia="Times New Roman"/>
+          <w:b w:val="0"/>
+          <w:sz w:val="28"/>
+        </w:rPr>
+        <w:t>- хранение и обработка данных о доступных облачных услугах;</w:t>
+      </w:r>
+    </w:p>
+    <w:p>
+      <w:pPr>
+        <w:pStyle w:val="GostList"/>
+        <w:jc w:val="both"/>
+      </w:pPr>
+      <w:r>
+        <w:rPr>
+          <w:rFonts w:ascii="Times New Roman" w:hAnsi="Times New Roman" w:eastAsia="Times New Roman"/>
+          <w:b w:val="0"/>
+          <w:sz w:val="28"/>
+        </w:rPr>
+        <w:t>- формирование рекомендаций по выбору облачной инфраструктуры;</w:t>
+      </w:r>
+    </w:p>
+    <w:p>
+      <w:pPr>
+        <w:pStyle w:val="GostList"/>
+        <w:jc w:val="both"/>
+      </w:pPr>
+      <w:r>
+        <w:rPr>
+          <w:rFonts w:ascii="Times New Roman" w:hAnsi="Times New Roman" w:eastAsia="Times New Roman"/>
+          <w:b w:val="0"/>
+          <w:sz w:val="28"/>
+        </w:rPr>
+        <w:t>- сохранение выбранных конфигураций в личном кабинете пользователя;</w:t>
+      </w:r>
+    </w:p>
+    <w:p>
+      <w:pPr>
+        <w:pStyle w:val="GostList"/>
+        <w:jc w:val="both"/>
+      </w:pPr>
+      <w:r>
+        <w:rPr>
+          <w:rFonts w:ascii="Times New Roman" w:hAnsi="Times New Roman" w:eastAsia="Times New Roman"/>
+          <w:b w:val="0"/>
+          <w:sz w:val="28"/>
+        </w:rPr>
+        <w:t>- мониторинг использования системы и фиксация ошибок;</w:t>
+      </w:r>
+    </w:p>
+    <w:p>
+      <w:pPr>
+        <w:pStyle w:val="GostList"/>
+        <w:jc w:val="both"/>
+      </w:pPr>
+      <w:r>
+        <w:rPr>
+          <w:rFonts w:ascii="Times New Roman" w:hAnsi="Times New Roman" w:eastAsia="Times New Roman"/>
+          <w:b w:val="0"/>
+          <w:sz w:val="28"/>
+        </w:rPr>
+        <w:t>- обеспечение защиты пользовательских данных.</w:t>
+      </w:r>
+    </w:p>
+    <w:p>
+      <w:pPr>
+        <w:pStyle w:val="GostHeading2"/>
+        <w:jc w:val="left"/>
+      </w:pPr>
+      <w:r>
+        <w:rPr>
+          <w:rFonts w:ascii="Times New Roman" w:hAnsi="Times New Roman" w:eastAsia="Times New Roman"/>
+          <w:b/>
+          <w:sz w:val="28"/>
+        </w:rPr>
+        <w:t>2.2 Нефункциональные требования</w:t>
+      </w:r>
+    </w:p>
+    <w:p>
+      <w:pPr>
+        <w:pStyle w:val="GostBody"/>
+        <w:jc w:val="both"/>
+      </w:pPr>
+      <w:r>
+        <w:rPr>
+          <w:rFonts w:ascii="Times New Roman" w:hAnsi="Times New Roman" w:eastAsia="Times New Roman"/>
+          <w:b w:val="0"/>
+          <w:sz w:val="28"/>
+        </w:rPr>
+        <w:t>Нефункциональные требования определяют ограничения по надежности, производительности, безопасности и удобству использования. Для системы подбора облачных сервисов критичны достоверность каталога, скорость обработки запроса и защищенность пользовательских данных.</w:t>
+      </w:r>
+    </w:p>
+    <w:p>
+      <w:pPr>
+        <w:pStyle w:val="GostTableCaption"/>
+        <w:jc w:val="left"/>
+      </w:pPr>
+      <w:r>
+        <w:rPr>
+          <w:rFonts w:ascii="Times New Roman" w:hAnsi="Times New Roman" w:eastAsia="Times New Roman"/>
+          <w:b w:val="0"/>
+          <w:sz w:val="28"/>
+        </w:rPr>
         <w:t>Таблица 2 - Ключевые нефункциональные требования</w:t>
       </w:r>
     </w:p>
@@ -919,30 +1807,23 @@
         <w:tblLayout w:type="fixed"/>
         <w:tblLook w:firstColumn="1" w:firstRow="1" w:lastColumn="0" w:lastRow="0" w:noHBand="0" w:noVBand="1" w:val="04A0"/>
         <w:tblBorders>
-          <w:top w:val="single" w:sz="4" w:space="0" w:color="000000"/>
-          <w:left w:val="single" w:sz="4" w:space="0" w:color="000000"/>
-          <w:bottom w:val="single" w:sz="4" w:space="0" w:color="000000"/>
-          <w:right w:val="single" w:sz="4" w:space="0" w:color="000000"/>
-          <w:insideH w:val="single" w:sz="4" w:space="0" w:color="000000"/>
-          <w:insideV w:val="single" w:sz="4" w:space="0" w:color="000000"/>
+          <w:top w:val="single" w:sz="4" w:color="000000"/>
+          <w:left w:val="single" w:sz="4" w:color="000000"/>
+          <w:bottom w:val="single" w:sz="4" w:color="000000"/>
+          <w:right w:val="single" w:sz="4" w:color="000000"/>
+          <w:insideH w:val="single" w:sz="4" w:color="000000"/>
+          <w:insideV w:val="single" w:sz="4" w:color="000000"/>
         </w:tblBorders>
       </w:tblPr>
       <w:tblGrid>
-        <w:gridCol w:w="4844"/>
-        <w:gridCol w:w="4844"/>
+        <w:gridCol w:w="4677"/>
+        <w:gridCol w:w="4677"/>
       </w:tblGrid>
       <w:tr>
         <w:tc>
           <w:tcPr>
             <w:tcW w:type="dxa" w:w="2948"/>
             <w:vAlign w:val="center"/>
-            <w:tcMar>
-              <w:top w:w="90" w:type="dxa"/>
-              <w:start w:w="90" w:type="dxa"/>
-              <w:bottom w:w="90" w:type="dxa"/>
-              <w:end w:w="90" w:type="dxa"/>
-            </w:tcMar>
-            <w:shd w:fill="D9EAF7"/>
           </w:tcPr>
           <w:p>
             <w:pPr>
@@ -962,15 +1843,8 @@
         </w:tc>
         <w:tc>
           <w:tcPr>
-            <w:tcW w:type="dxa" w:w="5556"/>
+            <w:tcW w:type="dxa" w:w="6406"/>
             <w:vAlign w:val="center"/>
-            <w:tcMar>
-              <w:top w:w="90" w:type="dxa"/>
-              <w:start w:w="90" w:type="dxa"/>
-              <w:bottom w:w="90" w:type="dxa"/>
-              <w:end w:w="90" w:type="dxa"/>
-            </w:tcMar>
-            <w:shd w:fill="D9EAF7"/>
           </w:tcPr>
           <w:p>
             <w:pPr>
@@ -994,12 +1868,6 @@
           <w:tcPr>
             <w:tcW w:type="dxa" w:w="2948"/>
             <w:vAlign w:val="center"/>
-            <w:tcMar>
-              <w:top w:w="90" w:type="dxa"/>
-              <w:start w:w="90" w:type="dxa"/>
-              <w:bottom w:w="90" w:type="dxa"/>
-              <w:end w:w="90" w:type="dxa"/>
-            </w:tcMar>
           </w:tcPr>
           <w:p>
             <w:pPr>
@@ -1019,14 +1887,8 @@
         </w:tc>
         <w:tc>
           <w:tcPr>
-            <w:tcW w:type="dxa" w:w="5556"/>
+            <w:tcW w:type="dxa" w:w="6406"/>
             <w:vAlign w:val="center"/>
-            <w:tcMar>
-              <w:top w:w="90" w:type="dxa"/>
-              <w:start w:w="90" w:type="dxa"/>
-              <w:bottom w:w="90" w:type="dxa"/>
-              <w:end w:w="90" w:type="dxa"/>
-            </w:tcMar>
           </w:tcPr>
           <w:p>
             <w:pPr>
@@ -1050,12 +1912,6 @@
           <w:tcPr>
             <w:tcW w:type="dxa" w:w="2948"/>
             <w:vAlign w:val="center"/>
-            <w:tcMar>
-              <w:top w:w="90" w:type="dxa"/>
-              <w:start w:w="90" w:type="dxa"/>
-              <w:bottom w:w="90" w:type="dxa"/>
-              <w:end w:w="90" w:type="dxa"/>
-            </w:tcMar>
           </w:tcPr>
           <w:p>
             <w:pPr>
@@ -1075,14 +1931,8 @@
         </w:tc>
         <w:tc>
           <w:tcPr>
-            <w:tcW w:type="dxa" w:w="5556"/>
+            <w:tcW w:type="dxa" w:w="6406"/>
             <w:vAlign w:val="center"/>
-            <w:tcMar>
-              <w:top w:w="90" w:type="dxa"/>
-              <w:start w:w="90" w:type="dxa"/>
-              <w:bottom w:w="90" w:type="dxa"/>
-              <w:end w:w="90" w:type="dxa"/>
-            </w:tcMar>
           </w:tcPr>
           <w:p>
             <w:pPr>
@@ -1106,12 +1956,6 @@
           <w:tcPr>
             <w:tcW w:type="dxa" w:w="2948"/>
             <w:vAlign w:val="center"/>
-            <w:tcMar>
-              <w:top w:w="90" w:type="dxa"/>
-              <w:start w:w="90" w:type="dxa"/>
-              <w:bottom w:w="90" w:type="dxa"/>
-              <w:end w:w="90" w:type="dxa"/>
-            </w:tcMar>
           </w:tcPr>
           <w:p>
             <w:pPr>
@@ -1131,14 +1975,8 @@
         </w:tc>
         <w:tc>
           <w:tcPr>
-            <w:tcW w:type="dxa" w:w="5556"/>
+            <w:tcW w:type="dxa" w:w="6406"/>
             <w:vAlign w:val="center"/>
-            <w:tcMar>
-              <w:top w:w="90" w:type="dxa"/>
-              <w:start w:w="90" w:type="dxa"/>
-              <w:bottom w:w="90" w:type="dxa"/>
-              <w:end w:w="90" w:type="dxa"/>
-            </w:tcMar>
           </w:tcPr>
           <w:p>
             <w:pPr>
@@ -1162,12 +2000,6 @@
           <w:tcPr>
             <w:tcW w:type="dxa" w:w="2948"/>
             <w:vAlign w:val="center"/>
-            <w:tcMar>
-              <w:top w:w="90" w:type="dxa"/>
-              <w:start w:w="90" w:type="dxa"/>
-              <w:bottom w:w="90" w:type="dxa"/>
-              <w:end w:w="90" w:type="dxa"/>
-            </w:tcMar>
           </w:tcPr>
           <w:p>
             <w:pPr>
@@ -1187,14 +2019,8 @@
         </w:tc>
         <w:tc>
           <w:tcPr>
-            <w:tcW w:type="dxa" w:w="5556"/>
+            <w:tcW w:type="dxa" w:w="6406"/>
             <w:vAlign w:val="center"/>
-            <w:tcMar>
-              <w:top w:w="90" w:type="dxa"/>
-              <w:start w:w="90" w:type="dxa"/>
-              <w:bottom w:w="90" w:type="dxa"/>
-              <w:end w:w="90" w:type="dxa"/>
-            </w:tcMar>
           </w:tcPr>
           <w:p>
             <w:pPr>
@@ -1218,12 +2044,6 @@
           <w:tcPr>
             <w:tcW w:type="dxa" w:w="2948"/>
             <w:vAlign w:val="center"/>
-            <w:tcMar>
-              <w:top w:w="90" w:type="dxa"/>
-              <w:start w:w="90" w:type="dxa"/>
-              <w:bottom w:w="90" w:type="dxa"/>
-              <w:end w:w="90" w:type="dxa"/>
-            </w:tcMar>
           </w:tcPr>
           <w:p>
             <w:pPr>
@@ -1243,14 +2063,8 @@
         </w:tc>
         <w:tc>
           <w:tcPr>
-            <w:tcW w:type="dxa" w:w="5556"/>
+            <w:tcW w:type="dxa" w:w="6406"/>
             <w:vAlign w:val="center"/>
-            <w:tcMar>
-              <w:top w:w="90" w:type="dxa"/>
-              <w:start w:w="90" w:type="dxa"/>
-              <w:bottom w:w="90" w:type="dxa"/>
-              <w:end w:w="90" w:type="dxa"/>
-            </w:tcMar>
           </w:tcPr>
           <w:p>
             <w:pPr>
@@ -1273,8 +2087,14 @@
     <w:p>
       <w:pPr>
         <w:pStyle w:val="GostBody"/>
+        <w:jc w:val="both"/>
       </w:pPr>
       <w:r>
+        <w:rPr>
+          <w:rFonts w:ascii="Times New Roman" w:hAnsi="Times New Roman" w:eastAsia="Times New Roman"/>
+          <w:b w:val="0"/>
+          <w:sz w:val="28"/>
+        </w:rPr>
         <w:t>Требования к интерфейсу предполагают понятную навигацию, минимальное число шагов при подборе конфигурации и доступность основных функций без специальных знаний в области облачных вычислений.</w:t>
       </w:r>
     </w:p>
@@ -1286,10 +2106,13 @@
     <w:p>
       <w:pPr>
         <w:pStyle w:val="GostHeading1"/>
+        <w:jc w:val="left"/>
       </w:pPr>
       <w:r>
         <w:rPr>
+          <w:rFonts w:ascii="Times New Roman" w:hAnsi="Times New Roman" w:eastAsia="Times New Roman"/>
           <w:b/>
+          <w:sz w:val="28"/>
         </w:rPr>
         <w:t>3 МОДЕЛИРОВАНИЕ ПРОЦЕССОВ И ПОВЕДЕНИЯ СИСТЕМЫ</w:t>
       </w:r>
@@ -1297,10 +2120,13 @@
     <w:p>
       <w:pPr>
         <w:pStyle w:val="GostHeading2"/>
+        <w:jc w:val="left"/>
       </w:pPr>
       <w:r>
         <w:rPr>
+          <w:rFonts w:ascii="Times New Roman" w:hAnsi="Times New Roman" w:eastAsia="Times New Roman"/>
           <w:b/>
+          <w:sz w:val="28"/>
         </w:rPr>
         <w:t>3.1 Функциональная декомпозиция</w:t>
       </w:r>
@@ -1308,58 +2134,285 @@
     <w:p>
       <w:pPr>
         <w:pStyle w:val="GostBody"/>
+        <w:jc w:val="both"/>
       </w:pPr>
       <w:r>
-        <w:t>В ходе практических работ процесс подбора облачной конфигурации был декомпозирован на несколько взаимосвязанных функций. Верхний уровень включает получение запроса пользователя, анализ доступных сервисов, подбор конфигурации и формирование рекомендации.</w:t>
+        <w:rPr>
+          <w:rFonts w:ascii="Times New Roman" w:hAnsi="Times New Roman" w:eastAsia="Times New Roman"/>
+          <w:b w:val="0"/>
+          <w:sz w:val="28"/>
+        </w:rPr>
+        <w:t>В ходе практических работ процесс подбора облачной конфигурации был декомпозирован на несколько взаимосвязанных функций. Верхний уровень включает получение запроса пользователя, анализ доступных сервисов, подбор конфигурации и формирование рекомендации. Контекстная диаграмма и декомпозиции представлены на рисунках 4-6.</w:t>
+      </w:r>
+    </w:p>
+    <w:p>
+      <w:r>
+        <w:br w:type="page"/>
+      </w:r>
+    </w:p>
+    <w:p>
+      <w:pPr>
+        <w:spacing w:before="0" w:after="0"/>
+        <w:jc w:val="center"/>
+      </w:pPr>
+      <w:r>
+        <w:drawing>
+          <wp:inline xmlns:a="http://schemas.openxmlformats.org/drawingml/2006/main" xmlns:pic="http://schemas.openxmlformats.org/drawingml/2006/picture">
+            <wp:extent cx="5760000" cy="3991273"/>
+            <wp:docPr id="4" name="Picture 4"/>
+            <wp:cNvGraphicFramePr>
+              <a:graphicFrameLocks noChangeAspect="1"/>
+            </wp:cNvGraphicFramePr>
+            <a:graphic>
+              <a:graphicData uri="http://schemas.openxmlformats.org/drawingml/2006/picture">
+                <pic:pic>
+                  <pic:nvPicPr>
+                    <pic:cNvPr id="0" name="figure_04.png"/>
+                    <pic:cNvPicPr/>
+                  </pic:nvPicPr>
+                  <pic:blipFill>
+                    <a:blip r:embed="rId13"/>
+                    <a:stretch>
+                      <a:fillRect/>
+                    </a:stretch>
+                  </pic:blipFill>
+                  <pic:spPr>
+                    <a:xfrm>
+                      <a:off x="0" y="0"/>
+                      <a:ext cx="5760000" cy="3991273"/>
+                    </a:xfrm>
+                    <a:prstGeom prst="rect"/>
+                  </pic:spPr>
+                </pic:pic>
+              </a:graphicData>
+            </a:graphic>
+          </wp:inline>
+        </w:drawing>
+      </w:r>
+    </w:p>
+    <w:p>
+      <w:pPr>
+        <w:pStyle w:val="GostFigureCaption"/>
+        <w:spacing w:line="240" w:lineRule="auto"/>
+        <w:ind w:firstLine="0"/>
+        <w:jc w:val="center"/>
+      </w:pPr>
+      <w:r>
+        <w:rPr>
+          <w:rFonts w:ascii="Times New Roman" w:hAnsi="Times New Roman" w:eastAsia="Times New Roman"/>
+          <w:b w:val="0"/>
+          <w:sz w:val="28"/>
+        </w:rPr>
+        <w:t>Рисунок 4 - Контекстная диаграмма процесса «Конфигурирование и подбор облачных сервисов» в нотации IDEF0</w:t>
+      </w:r>
+    </w:p>
+    <w:p>
+      <w:r>
+        <w:br w:type="page"/>
+      </w:r>
+    </w:p>
+    <w:p>
+      <w:pPr>
+        <w:spacing w:before="0" w:after="0"/>
+        <w:jc w:val="center"/>
+      </w:pPr>
+      <w:r>
+        <w:drawing>
+          <wp:inline xmlns:a="http://schemas.openxmlformats.org/drawingml/2006/main" xmlns:pic="http://schemas.openxmlformats.org/drawingml/2006/picture">
+            <wp:extent cx="5760000" cy="3972547"/>
+            <wp:docPr id="5" name="Picture 5"/>
+            <wp:cNvGraphicFramePr>
+              <a:graphicFrameLocks noChangeAspect="1"/>
+            </wp:cNvGraphicFramePr>
+            <a:graphic>
+              <a:graphicData uri="http://schemas.openxmlformats.org/drawingml/2006/picture">
+                <pic:pic>
+                  <pic:nvPicPr>
+                    <pic:cNvPr id="0" name="figure_05.png"/>
+                    <pic:cNvPicPr/>
+                  </pic:nvPicPr>
+                  <pic:blipFill>
+                    <a:blip r:embed="rId14"/>
+                    <a:stretch>
+                      <a:fillRect/>
+                    </a:stretch>
+                  </pic:blipFill>
+                  <pic:spPr>
+                    <a:xfrm>
+                      <a:off x="0" y="0"/>
+                      <a:ext cx="5760000" cy="3972547"/>
+                    </a:xfrm>
+                    <a:prstGeom prst="rect"/>
+                  </pic:spPr>
+                </pic:pic>
+              </a:graphicData>
+            </a:graphic>
+          </wp:inline>
+        </w:drawing>
+      </w:r>
+    </w:p>
+    <w:p>
+      <w:pPr>
+        <w:pStyle w:val="GostFigureCaption"/>
+        <w:spacing w:line="240" w:lineRule="auto"/>
+        <w:ind w:firstLine="0"/>
+        <w:jc w:val="center"/>
+      </w:pPr>
+      <w:r>
+        <w:rPr>
+          <w:rFonts w:ascii="Times New Roman" w:hAnsi="Times New Roman" w:eastAsia="Times New Roman"/>
+          <w:b w:val="0"/>
+          <w:sz w:val="28"/>
+        </w:rPr>
+        <w:t>Рисунок 5 - Декомпозиция контекстной диаграммы в нотации IDEF0</w:t>
+      </w:r>
+    </w:p>
+    <w:p>
+      <w:r>
+        <w:br w:type="page"/>
+      </w:r>
+    </w:p>
+    <w:p>
+      <w:pPr>
+        <w:spacing w:before="0" w:after="0"/>
+        <w:jc w:val="center"/>
+      </w:pPr>
+      <w:r>
+        <w:drawing>
+          <wp:inline xmlns:a="http://schemas.openxmlformats.org/drawingml/2006/main" xmlns:pic="http://schemas.openxmlformats.org/drawingml/2006/picture">
+            <wp:extent cx="5760000" cy="3972547"/>
+            <wp:docPr id="6" name="Picture 6"/>
+            <wp:cNvGraphicFramePr>
+              <a:graphicFrameLocks noChangeAspect="1"/>
+            </wp:cNvGraphicFramePr>
+            <a:graphic>
+              <a:graphicData uri="http://schemas.openxmlformats.org/drawingml/2006/picture">
+                <pic:pic>
+                  <pic:nvPicPr>
+                    <pic:cNvPr id="0" name="figure_06.png"/>
+                    <pic:cNvPicPr/>
+                  </pic:nvPicPr>
+                  <pic:blipFill>
+                    <a:blip r:embed="rId15"/>
+                    <a:stretch>
+                      <a:fillRect/>
+                    </a:stretch>
+                  </pic:blipFill>
+                  <pic:spPr>
+                    <a:xfrm>
+                      <a:off x="0" y="0"/>
+                      <a:ext cx="5760000" cy="3972547"/>
+                    </a:xfrm>
+                    <a:prstGeom prst="rect"/>
+                  </pic:spPr>
+                </pic:pic>
+              </a:graphicData>
+            </a:graphic>
+          </wp:inline>
+        </w:drawing>
+      </w:r>
+    </w:p>
+    <w:p>
+      <w:pPr>
+        <w:pStyle w:val="GostFigureCaption"/>
+        <w:spacing w:line="240" w:lineRule="auto"/>
+        <w:ind w:firstLine="0"/>
+        <w:jc w:val="center"/>
+      </w:pPr>
+      <w:r>
+        <w:rPr>
+          <w:rFonts w:ascii="Times New Roman" w:hAnsi="Times New Roman" w:eastAsia="Times New Roman"/>
+          <w:b w:val="0"/>
+          <w:sz w:val="28"/>
+        </w:rPr>
+        <w:t>Рисунок 6 - Декомпозиция процесса «Подбор конфигурации облачных ресурсов» в нотации IDEF0</w:t>
+      </w:r>
+    </w:p>
+    <w:p>
+      <w:r>
+        <w:br w:type="page"/>
       </w:r>
     </w:p>
     <w:p>
       <w:pPr>
         <w:pStyle w:val="GostList"/>
+        <w:jc w:val="both"/>
       </w:pPr>
       <w:r>
+        <w:rPr>
+          <w:rFonts w:ascii="Times New Roman" w:hAnsi="Times New Roman" w:eastAsia="Times New Roman"/>
+          <w:b w:val="0"/>
+          <w:sz w:val="28"/>
+        </w:rPr>
         <w:t>- A1 - получение и обработка запроса пользователя;</w:t>
       </w:r>
     </w:p>
     <w:p>
       <w:pPr>
         <w:pStyle w:val="GostList"/>
+        <w:jc w:val="both"/>
       </w:pPr>
       <w:r>
+        <w:rPr>
+          <w:rFonts w:ascii="Times New Roman" w:hAnsi="Times New Roman" w:eastAsia="Times New Roman"/>
+          <w:b w:val="0"/>
+          <w:sz w:val="28"/>
+        </w:rPr>
         <w:t>- A2 - анализ доступных облачных сервисов;</w:t>
       </w:r>
     </w:p>
     <w:p>
       <w:pPr>
         <w:pStyle w:val="GostList"/>
+        <w:jc w:val="both"/>
       </w:pPr>
       <w:r>
+        <w:rPr>
+          <w:rFonts w:ascii="Times New Roman" w:hAnsi="Times New Roman" w:eastAsia="Times New Roman"/>
+          <w:b w:val="0"/>
+          <w:sz w:val="28"/>
+        </w:rPr>
         <w:t>- A3 - подбор конфигурации облачных ресурсов;</w:t>
       </w:r>
     </w:p>
     <w:p>
       <w:pPr>
         <w:pStyle w:val="GostList"/>
+        <w:jc w:val="both"/>
       </w:pPr>
       <w:r>
+        <w:rPr>
+          <w:rFonts w:ascii="Times New Roman" w:hAnsi="Times New Roman" w:eastAsia="Times New Roman"/>
+          <w:b w:val="0"/>
+          <w:sz w:val="28"/>
+        </w:rPr>
         <w:t>- A4 - формирование рекомендаций пользователю.</w:t>
       </w:r>
     </w:p>
     <w:p>
       <w:pPr>
         <w:pStyle w:val="GostBody"/>
+        <w:jc w:val="both"/>
       </w:pPr>
       <w:r>
+        <w:rPr>
+          <w:rFonts w:ascii="Times New Roman" w:hAnsi="Times New Roman" w:eastAsia="Times New Roman"/>
+          <w:b w:val="0"/>
+          <w:sz w:val="28"/>
+        </w:rPr>
         <w:t>Функция A3 дополнительно раскрывается через анализ параметров требуемых ресурсов, сопоставление с доступными сервисами, формирование вариантов конфигурации и выбор оптимального решения.</w:t>
       </w:r>
     </w:p>
     <w:p>
       <w:pPr>
         <w:pStyle w:val="GostHeading2"/>
+        <w:jc w:val="left"/>
       </w:pPr>
       <w:r>
         <w:rPr>
+          <w:rFonts w:ascii="Times New Roman" w:hAnsi="Times New Roman" w:eastAsia="Times New Roman"/>
           <w:b/>
+          <w:sz w:val="28"/>
         </w:rPr>
         <w:t>3.2 Потоки данных</w:t>
       </w:r>
@@ -1367,26 +2420,229 @@
     <w:p>
       <w:pPr>
         <w:pStyle w:val="GostBody"/>
+        <w:jc w:val="both"/>
       </w:pPr>
       <w:r>
-        <w:t>DFD-модель описывает движение данных между пользователем, конфигуратором, каталогом облачных сервисов, справочником параметров и журналом результатов сопоставления. Такой подход позволяет отделить хранилища данных от процессов обработки и уточнить состав входной и выходной информации.</w:t>
+        <w:rPr>
+          <w:rFonts w:ascii="Times New Roman" w:hAnsi="Times New Roman" w:eastAsia="Times New Roman"/>
+          <w:b w:val="0"/>
+          <w:sz w:val="28"/>
+        </w:rPr>
+        <w:t>DFD-модель описывает движение данных между пользователем, конфигуратором, каталогом облачных сервисов, справочником параметров и журналом результатов сопоставления. Такой подход позволяет отделить хранилища данных от процессов обработки и уточнить состав входной и выходной информации. DFD-диаграммы и ER-модель представлены на рисунках 7-9.</w:t>
+      </w:r>
+    </w:p>
+    <w:p>
+      <w:r>
+        <w:br w:type="page"/>
+      </w:r>
+    </w:p>
+    <w:p>
+      <w:pPr>
+        <w:spacing w:before="0" w:after="0"/>
+        <w:jc w:val="center"/>
+      </w:pPr>
+      <w:r>
+        <w:drawing>
+          <wp:inline xmlns:a="http://schemas.openxmlformats.org/drawingml/2006/main" xmlns:pic="http://schemas.openxmlformats.org/drawingml/2006/picture">
+            <wp:extent cx="5760000" cy="3988931"/>
+            <wp:docPr id="7" name="Picture 7"/>
+            <wp:cNvGraphicFramePr>
+              <a:graphicFrameLocks noChangeAspect="1"/>
+            </wp:cNvGraphicFramePr>
+            <a:graphic>
+              <a:graphicData uri="http://schemas.openxmlformats.org/drawingml/2006/picture">
+                <pic:pic>
+                  <pic:nvPicPr>
+                    <pic:cNvPr id="0" name="figure_07.png"/>
+                    <pic:cNvPicPr/>
+                  </pic:nvPicPr>
+                  <pic:blipFill>
+                    <a:blip r:embed="rId16"/>
+                    <a:stretch>
+                      <a:fillRect/>
+                    </a:stretch>
+                  </pic:blipFill>
+                  <pic:spPr>
+                    <a:xfrm>
+                      <a:off x="0" y="0"/>
+                      <a:ext cx="5760000" cy="3988931"/>
+                    </a:xfrm>
+                    <a:prstGeom prst="rect"/>
+                  </pic:spPr>
+                </pic:pic>
+              </a:graphicData>
+            </a:graphic>
+          </wp:inline>
+        </w:drawing>
+      </w:r>
+    </w:p>
+    <w:p>
+      <w:pPr>
+        <w:pStyle w:val="GostFigureCaption"/>
+        <w:spacing w:line="240" w:lineRule="auto"/>
+        <w:ind w:firstLine="0"/>
+        <w:jc w:val="center"/>
+      </w:pPr>
+      <w:r>
+        <w:rPr>
+          <w:rFonts w:ascii="Times New Roman" w:hAnsi="Times New Roman" w:eastAsia="Times New Roman"/>
+          <w:b w:val="0"/>
+          <w:sz w:val="28"/>
+        </w:rPr>
+        <w:t>Рисунок 7 - DFD-диаграмма первого уровня</w:t>
+      </w:r>
+    </w:p>
+    <w:p>
+      <w:r>
+        <w:br w:type="page"/>
+      </w:r>
+    </w:p>
+    <w:p>
+      <w:pPr>
+        <w:spacing w:before="0" w:after="0"/>
+        <w:jc w:val="center"/>
+      </w:pPr>
+      <w:r>
+        <w:drawing>
+          <wp:inline xmlns:a="http://schemas.openxmlformats.org/drawingml/2006/main" xmlns:pic="http://schemas.openxmlformats.org/drawingml/2006/picture">
+            <wp:extent cx="5760000" cy="3990310"/>
+            <wp:docPr id="8" name="Picture 8"/>
+            <wp:cNvGraphicFramePr>
+              <a:graphicFrameLocks noChangeAspect="1"/>
+            </wp:cNvGraphicFramePr>
+            <a:graphic>
+              <a:graphicData uri="http://schemas.openxmlformats.org/drawingml/2006/picture">
+                <pic:pic>
+                  <pic:nvPicPr>
+                    <pic:cNvPr id="0" name="figure_08.png"/>
+                    <pic:cNvPicPr/>
+                  </pic:nvPicPr>
+                  <pic:blipFill>
+                    <a:blip r:embed="rId17"/>
+                    <a:stretch>
+                      <a:fillRect/>
+                    </a:stretch>
+                  </pic:blipFill>
+                  <pic:spPr>
+                    <a:xfrm>
+                      <a:off x="0" y="0"/>
+                      <a:ext cx="5760000" cy="3990310"/>
+                    </a:xfrm>
+                    <a:prstGeom prst="rect"/>
+                  </pic:spPr>
+                </pic:pic>
+              </a:graphicData>
+            </a:graphic>
+          </wp:inline>
+        </w:drawing>
+      </w:r>
+    </w:p>
+    <w:p>
+      <w:pPr>
+        <w:pStyle w:val="GostFigureCaption"/>
+        <w:spacing w:line="240" w:lineRule="auto"/>
+        <w:ind w:firstLine="0"/>
+        <w:jc w:val="center"/>
+      </w:pPr>
+      <w:r>
+        <w:rPr>
+          <w:rFonts w:ascii="Times New Roman" w:hAnsi="Times New Roman" w:eastAsia="Times New Roman"/>
+          <w:b w:val="0"/>
+          <w:sz w:val="28"/>
+        </w:rPr>
+        <w:t>Рисунок 8 - DFD-диаграмма второго уровня</w:t>
+      </w:r>
+    </w:p>
+    <w:p>
+      <w:r>
+        <w:br w:type="page"/>
+      </w:r>
+    </w:p>
+    <w:p>
+      <w:pPr>
+        <w:spacing w:before="0" w:after="0"/>
+        <w:jc w:val="center"/>
+      </w:pPr>
+      <w:r>
+        <w:drawing>
+          <wp:inline xmlns:a="http://schemas.openxmlformats.org/drawingml/2006/main" xmlns:pic="http://schemas.openxmlformats.org/drawingml/2006/picture">
+            <wp:extent cx="5760000" cy="3768069"/>
+            <wp:docPr id="9" name="Picture 9"/>
+            <wp:cNvGraphicFramePr>
+              <a:graphicFrameLocks noChangeAspect="1"/>
+            </wp:cNvGraphicFramePr>
+            <a:graphic>
+              <a:graphicData uri="http://schemas.openxmlformats.org/drawingml/2006/picture">
+                <pic:pic>
+                  <pic:nvPicPr>
+                    <pic:cNvPr id="0" name="figure_09.png"/>
+                    <pic:cNvPicPr/>
+                  </pic:nvPicPr>
+                  <pic:blipFill>
+                    <a:blip r:embed="rId18"/>
+                    <a:stretch>
+                      <a:fillRect/>
+                    </a:stretch>
+                  </pic:blipFill>
+                  <pic:spPr>
+                    <a:xfrm>
+                      <a:off x="0" y="0"/>
+                      <a:ext cx="5760000" cy="3768069"/>
+                    </a:xfrm>
+                    <a:prstGeom prst="rect"/>
+                  </pic:spPr>
+                </pic:pic>
+              </a:graphicData>
+            </a:graphic>
+          </wp:inline>
+        </w:drawing>
+      </w:r>
+    </w:p>
+    <w:p>
+      <w:pPr>
+        <w:pStyle w:val="GostFigureCaption"/>
+        <w:spacing w:line="240" w:lineRule="auto"/>
+        <w:ind w:firstLine="0"/>
+        <w:jc w:val="center"/>
+      </w:pPr>
+      <w:r>
+        <w:rPr>
+          <w:rFonts w:ascii="Times New Roman" w:hAnsi="Times New Roman" w:eastAsia="Times New Roman"/>
+          <w:b w:val="0"/>
+          <w:sz w:val="28"/>
+        </w:rPr>
+        <w:t>Рисунок 9 - ER-диаграмма модели данных информационной системы «Конфигурирование и подбор облачных сервисов»</w:t>
+      </w:r>
+    </w:p>
+    <w:p>
+      <w:r>
+        <w:br w:type="page"/>
       </w:r>
     </w:p>
     <w:p>
       <w:pPr>
         <w:pStyle w:val="GostBody"/>
+        <w:jc w:val="both"/>
       </w:pPr>
       <w:r>
+        <w:rPr>
+          <w:rFonts w:ascii="Times New Roman" w:hAnsi="Times New Roman" w:eastAsia="Times New Roman"/>
+          <w:b w:val="0"/>
+          <w:sz w:val="28"/>
+        </w:rPr>
         <w:t>Ключевыми хранилищами являются база данных облачных сервисов, журнал результатов сопоставления, справочник параметров сервисов и набор правил сопоставления. На основе этих данных система рассчитывает соответствие вариантов заданным требованиям.</w:t>
       </w:r>
     </w:p>
     <w:p>
       <w:pPr>
         <w:pStyle w:val="GostHeading2"/>
+        <w:jc w:val="left"/>
       </w:pPr>
       <w:r>
         <w:rPr>
+          <w:rFonts w:ascii="Times New Roman" w:hAnsi="Times New Roman" w:eastAsia="Times New Roman"/>
           <w:b/>
+          <w:sz w:val="28"/>
         </w:rPr>
         <w:t>3.3 Диаграмма состояний</w:t>
       </w:r>
@@ -1394,16 +2650,89 @@
     <w:p>
       <w:pPr>
         <w:pStyle w:val="GostBody"/>
+        <w:jc w:val="both"/>
       </w:pPr>
       <w:r>
-        <w:t>Поведение системы описывается последовательностью состояний: ввод параметров, проверка корректности данных, подбор вариантов, отображение результатов, сохранение конфигурации и завершение сценария. При ошибке ввода система возвращает пользователя к редактированию параметров.</w:t>
+        <w:rPr>
+          <w:rFonts w:ascii="Times New Roman" w:hAnsi="Times New Roman" w:eastAsia="Times New Roman"/>
+          <w:b w:val="0"/>
+          <w:sz w:val="28"/>
+        </w:rPr>
+        <w:t>Поведение системы описывается последовательностью состояний: ввод параметров, проверка корректности данных, подбор вариантов, отображение результатов, сохранение конфигурации и завершение сценария. При ошибке ввода система возвращает пользователя к редактированию параметров. Диаграмма состояний представлена на рисунке 10.</w:t>
+      </w:r>
+    </w:p>
+    <w:p>
+      <w:r>
+        <w:br w:type="page"/>
+      </w:r>
+    </w:p>
+    <w:p>
+      <w:pPr>
+        <w:spacing w:before="0" w:after="0"/>
+        <w:jc w:val="center"/>
+      </w:pPr>
+      <w:r>
+        <w:drawing>
+          <wp:inline xmlns:a="http://schemas.openxmlformats.org/drawingml/2006/main" xmlns:pic="http://schemas.openxmlformats.org/drawingml/2006/picture">
+            <wp:extent cx="1872000" cy="7589739"/>
+            <wp:docPr id="10" name="Picture 10"/>
+            <wp:cNvGraphicFramePr>
+              <a:graphicFrameLocks noChangeAspect="1"/>
+            </wp:cNvGraphicFramePr>
+            <a:graphic>
+              <a:graphicData uri="http://schemas.openxmlformats.org/drawingml/2006/picture">
+                <pic:pic>
+                  <pic:nvPicPr>
+                    <pic:cNvPr id="0" name="figure_10.png"/>
+                    <pic:cNvPicPr/>
+                  </pic:nvPicPr>
+                  <pic:blipFill>
+                    <a:blip r:embed="rId19"/>
+                    <a:stretch>
+                      <a:fillRect/>
+                    </a:stretch>
+                  </pic:blipFill>
+                  <pic:spPr>
+                    <a:xfrm>
+                      <a:off x="0" y="0"/>
+                      <a:ext cx="1872000" cy="7589739"/>
+                    </a:xfrm>
+                    <a:prstGeom prst="rect"/>
+                  </pic:spPr>
+                </pic:pic>
+              </a:graphicData>
+            </a:graphic>
+          </wp:inline>
+        </w:drawing>
+      </w:r>
+    </w:p>
+    <w:p>
+      <w:pPr>
+        <w:pStyle w:val="GostFigureCaption"/>
+        <w:spacing w:line="240" w:lineRule="auto"/>
+        <w:ind w:firstLine="0"/>
+        <w:jc w:val="center"/>
+      </w:pPr>
+      <w:r>
+        <w:rPr>
+          <w:rFonts w:ascii="Times New Roman" w:hAnsi="Times New Roman" w:eastAsia="Times New Roman"/>
+          <w:b w:val="0"/>
+          <w:sz w:val="28"/>
+        </w:rPr>
+        <w:t>Рисунок 10 - Диаграмма состояний информационной системы «Конфигурирование и подбор облачных сервисов»</w:t>
       </w:r>
     </w:p>
     <w:p>
       <w:pPr>
         <w:pStyle w:val="GostBody"/>
+        <w:jc w:val="both"/>
       </w:pPr>
       <w:r>
+        <w:rPr>
+          <w:rFonts w:ascii="Times New Roman" w:hAnsi="Times New Roman" w:eastAsia="Times New Roman"/>
+          <w:b w:val="0"/>
+          <w:sz w:val="28"/>
+        </w:rPr>
         <w:t>Модель состояний показывает, что основной сценарий остается линейным и понятным для пользователя, а исключительные ситуации обрабатываются без потери введенных данных. Это повышает устойчивость пользовательского сценария и снижает вероятность отказа от использования системы.</w:t>
       </w:r>
     </w:p>
@@ -1415,10 +2744,13 @@
     <w:p>
       <w:pPr>
         <w:pStyle w:val="GostHeading1"/>
+        <w:jc w:val="left"/>
       </w:pPr>
       <w:r>
         <w:rPr>
+          <w:rFonts w:ascii="Times New Roman" w:hAnsi="Times New Roman" w:eastAsia="Times New Roman"/>
           <w:b/>
+          <w:sz w:val="28"/>
         </w:rPr>
         <w:t>4 РАСЧЕТ ИНФОРМАЦИОННОЙ ХАРАКТЕРИСТИКИ ДАННЫХ</w:t>
       </w:r>
@@ -1426,10 +2758,13 @@
     <w:p>
       <w:pPr>
         <w:pStyle w:val="GostHeading2"/>
+        <w:jc w:val="left"/>
       </w:pPr>
       <w:r>
         <w:rPr>
+          <w:rFonts w:ascii="Times New Roman" w:hAnsi="Times New Roman" w:eastAsia="Times New Roman"/>
           <w:b/>
+          <w:sz w:val="28"/>
         </w:rPr>
         <w:t>4.1 Исходная семантическая единица</w:t>
       </w:r>
@@ -1437,24 +2772,42 @@
     <w:p>
       <w:pPr>
         <w:pStyle w:val="GostBody"/>
+        <w:jc w:val="both"/>
       </w:pPr>
       <w:r>
+        <w:rPr>
+          <w:rFonts w:ascii="Times New Roman" w:hAnsi="Times New Roman" w:eastAsia="Times New Roman"/>
+          <w:b w:val="0"/>
+          <w:sz w:val="28"/>
+        </w:rPr>
         <w:t>В расчетной части рассматривалась элементарная семантическая единица, описывающая тип облачного сервиса. В наборе исходных данных использовались значения, связанные с характеристиками облачных предложений: CPU, RAM, объем хранилища, стоимость и тип сервиса.</w:t>
       </w:r>
     </w:p>
     <w:p>
       <w:pPr>
         <w:pStyle w:val="GostBody"/>
+        <w:jc w:val="both"/>
       </w:pPr>
       <w:r>
+        <w:rPr>
+          <w:rFonts w:ascii="Times New Roman" w:hAnsi="Times New Roman" w:eastAsia="Times New Roman"/>
+          <w:b w:val="0"/>
+          <w:sz w:val="28"/>
+        </w:rPr>
         <w:t>Для оценки информационной характеристики был выполнен расчет вероятностей значений параметра и энтропии. Энтропия позволяет оценить степень неопределенности распределения значений и полезна при анализе структуры данных информационной системы.</w:t>
       </w:r>
     </w:p>
     <w:p>
       <w:pPr>
         <w:pStyle w:val="GostTableCaption"/>
+        <w:jc w:val="left"/>
       </w:pPr>
       <w:r>
+        <w:rPr>
+          <w:rFonts w:ascii="Times New Roman" w:hAnsi="Times New Roman" w:eastAsia="Times New Roman"/>
+          <w:b w:val="0"/>
+          <w:sz w:val="28"/>
+        </w:rPr>
         <w:t>Таблица 3 - Результаты расчетной части</w:t>
       </w:r>
     </w:p>
@@ -1465,30 +2818,23 @@
         <w:tblLayout w:type="fixed"/>
         <w:tblLook w:firstColumn="1" w:firstRow="1" w:lastColumn="0" w:lastRow="0" w:noHBand="0" w:noVBand="1" w:val="04A0"/>
         <w:tblBorders>
-          <w:top w:val="single" w:sz="4" w:space="0" w:color="000000"/>
-          <w:left w:val="single" w:sz="4" w:space="0" w:color="000000"/>
-          <w:bottom w:val="single" w:sz="4" w:space="0" w:color="000000"/>
-          <w:right w:val="single" w:sz="4" w:space="0" w:color="000000"/>
-          <w:insideH w:val="single" w:sz="4" w:space="0" w:color="000000"/>
-          <w:insideV w:val="single" w:sz="4" w:space="0" w:color="000000"/>
+          <w:top w:val="single" w:sz="4" w:color="000000"/>
+          <w:left w:val="single" w:sz="4" w:color="000000"/>
+          <w:bottom w:val="single" w:sz="4" w:color="000000"/>
+          <w:right w:val="single" w:sz="4" w:color="000000"/>
+          <w:insideH w:val="single" w:sz="4" w:color="000000"/>
+          <w:insideV w:val="single" w:sz="4" w:color="000000"/>
         </w:tblBorders>
       </w:tblPr>
       <w:tblGrid>
-        <w:gridCol w:w="4844"/>
-        <w:gridCol w:w="4844"/>
+        <w:gridCol w:w="4677"/>
+        <w:gridCol w:w="4677"/>
       </w:tblGrid>
       <w:tr>
         <w:tc>
           <w:tcPr>
-            <w:tcW w:type="dxa" w:w="2835"/>
+            <w:tcW w:type="dxa" w:w="2948"/>
             <w:vAlign w:val="center"/>
-            <w:tcMar>
-              <w:top w:w="90" w:type="dxa"/>
-              <w:start w:w="90" w:type="dxa"/>
-              <w:bottom w:w="90" w:type="dxa"/>
-              <w:end w:w="90" w:type="dxa"/>
-            </w:tcMar>
-            <w:shd w:fill="D9EAF7"/>
           </w:tcPr>
           <w:p>
             <w:pPr>
@@ -1508,15 +2854,8 @@
         </w:tc>
         <w:tc>
           <w:tcPr>
-            <w:tcW w:type="dxa" w:w="5669"/>
+            <w:tcW w:type="dxa" w:w="6406"/>
             <w:vAlign w:val="center"/>
-            <w:tcMar>
-              <w:top w:w="90" w:type="dxa"/>
-              <w:start w:w="90" w:type="dxa"/>
-              <w:bottom w:w="90" w:type="dxa"/>
-              <w:end w:w="90" w:type="dxa"/>
-            </w:tcMar>
-            <w:shd w:fill="D9EAF7"/>
           </w:tcPr>
           <w:p>
             <w:pPr>
@@ -1538,14 +2877,8 @@
       <w:tr>
         <w:tc>
           <w:tcPr>
-            <w:tcW w:type="dxa" w:w="2835"/>
+            <w:tcW w:type="dxa" w:w="2948"/>
             <w:vAlign w:val="center"/>
-            <w:tcMar>
-              <w:top w:w="90" w:type="dxa"/>
-              <w:start w:w="90" w:type="dxa"/>
-              <w:bottom w:w="90" w:type="dxa"/>
-              <w:end w:w="90" w:type="dxa"/>
-            </w:tcMar>
           </w:tcPr>
           <w:p>
             <w:pPr>
@@ -1565,14 +2898,8 @@
         </w:tc>
         <w:tc>
           <w:tcPr>
-            <w:tcW w:type="dxa" w:w="5669"/>
+            <w:tcW w:type="dxa" w:w="6406"/>
             <w:vAlign w:val="center"/>
-            <w:tcMar>
-              <w:top w:w="90" w:type="dxa"/>
-              <w:start w:w="90" w:type="dxa"/>
-              <w:bottom w:w="90" w:type="dxa"/>
-              <w:end w:w="90" w:type="dxa"/>
-            </w:tcMar>
           </w:tcPr>
           <w:p>
             <w:pPr>
@@ -1594,14 +2921,8 @@
       <w:tr>
         <w:tc>
           <w:tcPr>
-            <w:tcW w:type="dxa" w:w="2835"/>
+            <w:tcW w:type="dxa" w:w="2948"/>
             <w:vAlign w:val="center"/>
-            <w:tcMar>
-              <w:top w:w="90" w:type="dxa"/>
-              <w:start w:w="90" w:type="dxa"/>
-              <w:bottom w:w="90" w:type="dxa"/>
-              <w:end w:w="90" w:type="dxa"/>
-            </w:tcMar>
           </w:tcPr>
           <w:p>
             <w:pPr>
@@ -1621,14 +2942,8 @@
         </w:tc>
         <w:tc>
           <w:tcPr>
-            <w:tcW w:type="dxa" w:w="5669"/>
+            <w:tcW w:type="dxa" w:w="6406"/>
             <w:vAlign w:val="center"/>
-            <w:tcMar>
-              <w:top w:w="90" w:type="dxa"/>
-              <w:start w:w="90" w:type="dxa"/>
-              <w:bottom w:w="90" w:type="dxa"/>
-              <w:end w:w="90" w:type="dxa"/>
-            </w:tcMar>
           </w:tcPr>
           <w:p>
             <w:pPr>
@@ -1650,14 +2965,8 @@
       <w:tr>
         <w:tc>
           <w:tcPr>
-            <w:tcW w:type="dxa" w:w="2835"/>
+            <w:tcW w:type="dxa" w:w="2948"/>
             <w:vAlign w:val="center"/>
-            <w:tcMar>
-              <w:top w:w="90" w:type="dxa"/>
-              <w:start w:w="90" w:type="dxa"/>
-              <w:bottom w:w="90" w:type="dxa"/>
-              <w:end w:w="90" w:type="dxa"/>
-            </w:tcMar>
           </w:tcPr>
           <w:p>
             <w:pPr>
@@ -1677,14 +2986,8 @@
         </w:tc>
         <w:tc>
           <w:tcPr>
-            <w:tcW w:type="dxa" w:w="5669"/>
+            <w:tcW w:type="dxa" w:w="6406"/>
             <w:vAlign w:val="center"/>
-            <w:tcMar>
-              <w:top w:w="90" w:type="dxa"/>
-              <w:start w:w="90" w:type="dxa"/>
-              <w:bottom w:w="90" w:type="dxa"/>
-              <w:end w:w="90" w:type="dxa"/>
-            </w:tcMar>
           </w:tcPr>
           <w:p>
             <w:pPr>
@@ -1706,14 +3009,8 @@
       <w:tr>
         <w:tc>
           <w:tcPr>
-            <w:tcW w:type="dxa" w:w="2835"/>
+            <w:tcW w:type="dxa" w:w="2948"/>
             <w:vAlign w:val="center"/>
-            <w:tcMar>
-              <w:top w:w="90" w:type="dxa"/>
-              <w:start w:w="90" w:type="dxa"/>
-              <w:bottom w:w="90" w:type="dxa"/>
-              <w:end w:w="90" w:type="dxa"/>
-            </w:tcMar>
           </w:tcPr>
           <w:p>
             <w:pPr>
@@ -1733,14 +3030,8 @@
         </w:tc>
         <w:tc>
           <w:tcPr>
-            <w:tcW w:type="dxa" w:w="5669"/>
+            <w:tcW w:type="dxa" w:w="6406"/>
             <w:vAlign w:val="center"/>
-            <w:tcMar>
-              <w:top w:w="90" w:type="dxa"/>
-              <w:start w:w="90" w:type="dxa"/>
-              <w:bottom w:w="90" w:type="dxa"/>
-              <w:end w:w="90" w:type="dxa"/>
-            </w:tcMar>
           </w:tcPr>
           <w:p>
             <w:pPr>
@@ -1763,10 +3054,13 @@
     <w:p>
       <w:pPr>
         <w:pStyle w:val="GostHeading2"/>
+        <w:jc w:val="left"/>
       </w:pPr>
       <w:r>
         <w:rPr>
+          <w:rFonts w:ascii="Times New Roman" w:hAnsi="Times New Roman" w:eastAsia="Times New Roman"/>
           <w:b/>
+          <w:sz w:val="28"/>
         </w:rPr>
         <w:t>4.2 Интерпретация результата</w:t>
       </w:r>
@@ -1774,16 +3068,28 @@
     <w:p>
       <w:pPr>
         <w:pStyle w:val="GostBody"/>
+        <w:jc w:val="both"/>
       </w:pPr>
       <w:r>
+        <w:rPr>
+          <w:rFonts w:ascii="Times New Roman" w:hAnsi="Times New Roman" w:eastAsia="Times New Roman"/>
+          <w:b w:val="0"/>
+          <w:sz w:val="28"/>
+        </w:rPr>
         <w:t>Полученная расчетная характеристика показывает, насколько равномерно распределены типы сервисов в исходной выборке. Чем выше энтропия, тем больше неопределенность выбора и тем важнее наличие фильтров, подсказок и дополнительных критериев ранжирования.</w:t>
       </w:r>
     </w:p>
     <w:p>
       <w:pPr>
         <w:pStyle w:val="GostBody"/>
+        <w:jc w:val="both"/>
       </w:pPr>
       <w:r>
+        <w:rPr>
+          <w:rFonts w:ascii="Times New Roman" w:hAnsi="Times New Roman" w:eastAsia="Times New Roman"/>
+          <w:b w:val="0"/>
+          <w:sz w:val="28"/>
+        </w:rPr>
         <w:t>Для проектируемой системы расчет подтверждает необходимость структурировать каталог облачных предложений и поддерживать справочные значения параметров. Это упрощает поиск, исключает неоднозначность пользовательского ввода и повышает качество автоматического сопоставления.</w:t>
       </w:r>
     </w:p>
@@ -1795,10 +3101,13 @@
     <w:p>
       <w:pPr>
         <w:pStyle w:val="GostStructure"/>
+        <w:jc w:val="center"/>
       </w:pPr>
       <w:r>
         <w:rPr>
+          <w:rFonts w:ascii="Times New Roman" w:hAnsi="Times New Roman" w:eastAsia="Times New Roman"/>
           <w:b/>
+          <w:sz w:val="28"/>
         </w:rPr>
         <w:t>ЗАКЛЮЧЕНИЕ</w:t>
       </w:r>
@@ -1806,24 +3115,42 @@
     <w:p>
       <w:pPr>
         <w:pStyle w:val="GostBody"/>
+        <w:jc w:val="both"/>
       </w:pPr>
       <w:r>
+        <w:rPr>
+          <w:rFonts w:ascii="Times New Roman" w:hAnsi="Times New Roman" w:eastAsia="Times New Roman"/>
+          <w:b w:val="0"/>
+          <w:sz w:val="28"/>
+        </w:rPr>
         <w:t>В результате выполнения практических работ была рассмотрена информационная система «Конфигуратор облачных сервисов», предназначенная для подбора и сравнения облачных ресурсов. В отчете обобщены назначение системы, роли участников, функциональные и нефункциональные требования, модели процессов и поведения.</w:t>
       </w:r>
     </w:p>
     <w:p>
       <w:pPr>
         <w:pStyle w:val="GostBody"/>
+        <w:jc w:val="both"/>
       </w:pPr>
       <w:r>
+        <w:rPr>
+          <w:rFonts w:ascii="Times New Roman" w:hAnsi="Times New Roman" w:eastAsia="Times New Roman"/>
+          <w:b w:val="0"/>
+          <w:sz w:val="28"/>
+        </w:rPr>
         <w:t>Сформированные материалы показывают, что проектируемая система может снизить трудоемкость выбора облачной инфраструктуры, повысить прозрачность сравнения поставщиков и обеспечить сохранение результатов подбора. Полученные требования и модели могут быть использованы на последующих этапах технического проектирования, разработки интерфейса и реализации прототипа.</w:t>
       </w:r>
     </w:p>
     <w:p>
       <w:pPr>
         <w:pStyle w:val="GostBody"/>
+        <w:jc w:val="both"/>
       </w:pPr>
       <w:r>
+        <w:rPr>
+          <w:rFonts w:ascii="Times New Roman" w:hAnsi="Times New Roman" w:eastAsia="Times New Roman"/>
+          <w:b w:val="0"/>
+          <w:sz w:val="28"/>
+        </w:rPr>
         <w:t>Отдельная расчетная часть позволила оценить информационную характеристику элементарной семантической единицы и подтвердить необходимость формального ведения справочников параметров. Итоговая структура отчета приведена в соответствие с требованиями к отчетам по ГОСТ 7.32-2017.</w:t>
       </w:r>
     </w:p>
@@ -1835,10 +3162,13 @@
     <w:p>
       <w:pPr>
         <w:pStyle w:val="GostStructure"/>
+        <w:jc w:val="center"/>
       </w:pPr>
       <w:r>
         <w:rPr>
+          <w:rFonts w:ascii="Times New Roman" w:hAnsi="Times New Roman" w:eastAsia="Times New Roman"/>
           <w:b/>
+          <w:sz w:val="28"/>
         </w:rPr>
         <w:t>СПИСОК ИСПОЛЬЗОВАННЫХ ИСТОЧНИКОВ</w:t>
       </w:r>
@@ -1846,33 +3176,48 @@
     <w:p>
       <w:pPr>
         <w:pStyle w:val="GostBody"/>
-        <w:ind w:firstLine="709"/>
+        <w:jc w:val="both"/>
       </w:pPr>
       <w:r>
-        <w:t>1. ГОСТ 7.32-2017. Система стандартов по информации, библиотечному и издательскому делу. Отчет о научно-исследовательской работе. Структура и правила оформления [Электронный ресурс]. URL: https://docs.cntd.ru/document/1200157208 (дата обращения: 28.05.2026).</w:t>
+        <w:rPr>
+          <w:rFonts w:ascii="Times New Roman" w:hAnsi="Times New Roman" w:eastAsia="Times New Roman"/>
+          <w:b w:val="0"/>
+          <w:sz w:val="28"/>
+        </w:rPr>
+        <w:t>1. ГОСТ 7.32-2017. Система стандартов по информации, библиотечному и издательскому делу. Отчет о научно-исследовательской работе. Структура и правила оформления [Электронный ресурс]. URL: https://docs.cntd.ru/document/1200157208 (дата обращения: 29.05.2026).</w:t>
       </w:r>
     </w:p>
     <w:p>
       <w:pPr>
         <w:pStyle w:val="GostBody"/>
-        <w:ind w:firstLine="709"/>
+        <w:jc w:val="both"/>
       </w:pPr>
       <w:r>
+        <w:rPr>
+          <w:rFonts w:ascii="Times New Roman" w:hAnsi="Times New Roman" w:eastAsia="Times New Roman"/>
+          <w:b w:val="0"/>
+          <w:sz w:val="28"/>
+        </w:rPr>
         <w:t>2. ГОСТ Р 7.0.100-2018. Система стандартов по информации, библиотечному и издательскому делу. Библиографическая запись. Библиографическое описание. Общие требования и правила составления.</w:t>
       </w:r>
     </w:p>
     <w:p>
       <w:pPr>
         <w:pStyle w:val="GostBody"/>
-        <w:ind w:firstLine="709"/>
+        <w:jc w:val="both"/>
       </w:pPr>
       <w:r>
-        <w:t>3. ГОСТ 19.701-90. Единая система программной документации. Схемы алгоритмов, программ, данных и систем. Условные обозначения и правила выполнения [Электронный ресурс]. URL: https://docs.cntd.ru/document/9041994 (дата обращения: 28.05.2026).</w:t>
+        <w:rPr>
+          <w:rFonts w:ascii="Times New Roman" w:hAnsi="Times New Roman" w:eastAsia="Times New Roman"/>
+          <w:b w:val="0"/>
+          <w:sz w:val="28"/>
+        </w:rPr>
+        <w:t>3. ГОСТ 19.701-90. Единая система программной документации. Схемы алгоритмов, программ, данных и систем. Условные обозначения и правила выполнения [Электронный ресурс]. URL: https://docs.cntd.ru/document/9041994 (дата обращения: 29.05.2026).</w:t>
       </w:r>
     </w:p>
     <w:sectPr>
       <w:footerReference w:type="default" r:id="rId9"/>
-      <w:pgSz w:w="12240" w:h="15840"/>
+      <w:pgSz w:w="11906" w:h="16838"/>
       <w:pgMar w:top="1134" w:right="850" w:bottom="1134" w:left="1701" w:header="720" w:footer="720" w:gutter="0"/>
       <w:cols w:space="720"/>
       <w:titlePg/>
@@ -1891,7 +3236,8 @@
     </w:pPr>
     <w:r>
       <w:rPr>
-        <w:rFonts w:ascii="Times New Roman" w:hAnsi="Times New Roman"/>
+        <w:rFonts w:ascii="Times New Roman" w:hAnsi="Times New Roman" w:eastAsia="Times New Roman"/>
+        <w:b w:val="0"/>
         <w:sz w:val="28"/>
       </w:rPr>
       <w:fldChar w:fldCharType="begin"/>
@@ -13954,7 +15300,6 @@
   </w:style>
   <w:style w:type="paragraph" w:customStyle="1" w:styleId="GostBody">
     <w:name w:val="GostBody"/>
-    <w:basedOn w:val="Normal"/>
     <w:pPr>
       <w:spacing w:line="360" w:lineRule="auto" w:before="0" w:after="0"/>
       <w:ind w:firstLine="709"/>
@@ -13967,10 +15312,9 @@
   </w:style>
   <w:style w:type="paragraph" w:customStyle="1" w:styleId="GostList">
     <w:name w:val="GostList"/>
-    <w:basedOn w:val="Normal"/>
     <w:pPr>
       <w:spacing w:line="360" w:lineRule="auto" w:before="0" w:after="0"/>
-      <w:ind w:firstLine="709" w:left="0"/>
+      <w:ind w:firstLine="709"/>
       <w:jc w:val="both"/>
     </w:pPr>
     <w:rPr>
@@ -13980,9 +15324,8 @@
   </w:style>
   <w:style w:type="paragraph" w:customStyle="1" w:styleId="GostStructure">
     <w:name w:val="GostStructure"/>
-    <w:basedOn w:val="Normal"/>
     <w:pPr>
-      <w:spacing w:line="360" w:lineRule="auto" w:before="0" w:after="0"/>
+      <w:spacing w:line="360" w:lineRule="auto"/>
       <w:jc w:val="center"/>
     </w:pPr>
     <w:rPr>
@@ -13992,52 +15335,51 @@
   </w:style>
   <w:style w:type="paragraph" w:customStyle="1" w:styleId="GostHeading1">
     <w:name w:val="GostHeading1"/>
-    <w:basedOn w:val="Normal"/>
     <w:pPr>
-      <w:spacing w:line="360" w:lineRule="auto" w:before="0" w:after="0"/>
-      <w:ind w:firstLine="0"/>
-      <w:jc w:val="left"/>
-    </w:pPr>
-    <w:rPr>
-      <w:rFonts w:ascii="Times New Roman" w:hAnsi="Times New Roman" w:eastAsia="Times New Roman"/>
-      <w:b/>
-      <w:sz w:val="28"/>
-    </w:rPr>
-  </w:style>
-  <w:style w:type="paragraph" w:customStyle="1" w:styleId="GostHeading2">
-    <w:name w:val="GostHeading2"/>
-    <w:basedOn w:val="Normal"/>
-    <w:pPr>
-      <w:spacing w:line="360" w:lineRule="auto" w:before="0" w:after="0"/>
-      <w:ind w:firstLine="709"/>
-      <w:jc w:val="left"/>
-    </w:pPr>
-    <w:rPr>
-      <w:rFonts w:ascii="Times New Roman" w:hAnsi="Times New Roman" w:eastAsia="Times New Roman"/>
-      <w:b/>
-      <w:sz w:val="28"/>
-    </w:rPr>
-  </w:style>
-  <w:style w:type="paragraph" w:customStyle="1" w:styleId="GostTableCaption">
-    <w:name w:val="GostTableCaption"/>
-    <w:basedOn w:val="Normal"/>
-    <w:pPr>
-      <w:spacing w:line="240" w:lineRule="auto" w:before="0" w:after="0"/>
-      <w:ind w:firstLine="0"/>
-      <w:jc w:val="left"/>
+      <w:spacing w:line="360" w:lineRule="auto"/>
     </w:pPr>
     <w:rPr>
       <w:rFonts w:ascii="Times New Roman" w:hAnsi="Times New Roman" w:eastAsia="Times New Roman"/>
       <w:sz w:val="28"/>
     </w:rPr>
   </w:style>
+  <w:style w:type="paragraph" w:customStyle="1" w:styleId="GostHeading2">
+    <w:name w:val="GostHeading2"/>
+    <w:pPr>
+      <w:spacing w:line="360" w:lineRule="auto"/>
+      <w:ind w:firstLine="709"/>
+    </w:pPr>
+    <w:rPr>
+      <w:rFonts w:ascii="Times New Roman" w:hAnsi="Times New Roman" w:eastAsia="Times New Roman"/>
+      <w:sz w:val="28"/>
+    </w:rPr>
+  </w:style>
+  <w:style w:type="paragraph" w:customStyle="1" w:styleId="GostTableCaption">
+    <w:name w:val="GostTableCaption"/>
+    <w:pPr>
+      <w:spacing w:line="240" w:lineRule="auto"/>
+      <w:ind w:firstLine="0"/>
+    </w:pPr>
+    <w:rPr>
+      <w:rFonts w:ascii="Times New Roman" w:hAnsi="Times New Roman" w:eastAsia="Times New Roman"/>
+      <w:sz w:val="28"/>
+    </w:rPr>
+  </w:style>
+  <w:style w:type="paragraph" w:customStyle="1" w:styleId="GostFigureCaption">
+    <w:name w:val="GostFigureCaption"/>
+    <w:pPr>
+      <w:spacing w:line="240" w:lineRule="auto" w:before="0" w:after="0"/>
+      <w:jc w:val="center"/>
+    </w:pPr>
+    <w:rPr>
+      <w:rFonts w:ascii="Times New Roman" w:hAnsi="Times New Roman" w:eastAsia="Times New Roman"/>
+      <w:sz w:val="28"/>
+    </w:rPr>
+  </w:style>
   <w:style w:type="paragraph" w:customStyle="1" w:styleId="GostToc">
     <w:name w:val="GostToc"/>
-    <w:basedOn w:val="Normal"/>
     <w:pPr>
-      <w:spacing w:line="360" w:lineRule="auto" w:before="0" w:after="0"/>
-      <w:ind w:firstLine="0"/>
-      <w:jc w:val="left"/>
+      <w:spacing w:line="240" w:lineRule="auto"/>
     </w:pPr>
     <w:rPr>
       <w:rFonts w:ascii="Times New Roman" w:hAnsi="Times New Roman" w:eastAsia="Times New Roman"/>
